--- a/db/seed-assets/contract-templates/NVO/NVO-HD-06_Hop_dong_mua_ban_vat_tu_xay_dung.docx
+++ b/db/seed-assets/contract-templates/NVO/NVO-HD-06_Hop_dong_mua_ban_vat_tu_xay_dung.docx
@@ -143,7 +143,7 @@
                 <w:sz w:val="24"/>
                 <w:szCs w:val="24"/>
               </w:rPr>
-              <w:t xml:space="preserve">……………, ngày {ngay_ky_ngay} tháng {ngay_ky_thang} năm {ngay_ky_nam}</w:t>
+              <w:t xml:space="preserve">{o_1}, ngày {ngay_ky_ngay} tháng {ngay_ky_thang} năm {ngay_ky_nam}</w:t>
             </w:r>
           </w:p>
         </w:tc>
@@ -193,7 +193,7 @@
           <w:sz w:val="26"/>
           <w:szCs w:val="26"/>
         </w:rPr>
-        <w:t xml:space="preserve">Cung cấp cho công trình: ……………………………… – Địa điểm giao hàng: ……………………………</w:t>
+        <w:t xml:space="preserve">Cung cấp cho công trình: {o_2} – Địa điểm giao hàng: {o_3}</w:t>
       </w:r>
     </w:p>
     <w:p>
@@ -299,7 +299,7 @@
           <w:sz w:val="26"/>
           <w:szCs w:val="26"/>
         </w:rPr>
-        <w:t xml:space="preserve">Hôm nay, ngày {ngay_ky_ngay} tháng {ngay_ky_thang} năm {ngay_ky_nam}, tại ……………………………………, chúng tôi gồm:</w:t>
+        <w:t xml:space="preserve">Hôm nay, ngày {ngay_ky_ngay} tháng {ngay_ky_thang} năm {ngay_ky_nam}, tại {o_4}, chúng tôi gồm:</w:t>
       </w:r>
     </w:p>
     <w:p>
@@ -408,7 +408,7 @@
           <w:sz w:val="26"/>
           <w:szCs w:val="26"/>
         </w:rPr>
-        <w:t xml:space="preserve">(Hoặc người được ủy quyền: ……………………… – Chức vụ: ……………… – theo Giấy ủy quyền số ……… ngày ……/……/………)</w:t>
+        <w:t xml:space="preserve">(Hoặc người được ủy quyền: {o_5} – Chức vụ: {o_6} – theo Giấy ủy quyền số {o_7} ngày {o_8})</w:t>
       </w:r>
     </w:p>
     <w:p>
@@ -517,7 +517,7 @@
           <w:sz w:val="26"/>
           <w:szCs w:val="26"/>
         </w:rPr>
-        <w:t xml:space="preserve">(Theo Giấy ủy quyền số ……… ngày ……/……/……… – nếu người ký không phải đại diện theo pháp luật)</w:t>
+        <w:t xml:space="preserve">(Theo Giấy ủy quyền số {o_9} ngày {o_10} – nếu người ký không phải đại diện theo pháp luật)</w:t>
       </w:r>
     </w:p>
     <w:p>
@@ -1822,7 +1822,7 @@
                 <w:sz w:val="24"/>
                 <w:szCs w:val="24"/>
               </w:rPr>
-              <w:t xml:space="preserve">Thuế GTGT ……%</w:t>
+              <w:t xml:space="preserve">Thuế GTGT {o_11}%</w:t>
             </w:r>
           </w:p>
         </w:tc>
@@ -2276,7 +2276,7 @@
           <w:sz w:val="26"/>
           <w:szCs w:val="26"/>
         </w:rPr>
-        <w:t xml:space="preserve">1.2. Số lượng trên là tạm tính; số lượng thanh toán theo thực tế giao nhận, dung sai cho phép ± …… %. Đơn giá đã bao gồm chi phí vận chuyển, bốc xếp [xuống chân công trình/lên tầng ……].</w:t>
+        <w:t xml:space="preserve">1.2. Số lượng trên là tạm tính; số lượng thanh toán theo thực tế giao nhận, dung sai cho phép ± {o_12} %. Đơn giá đã bao gồm chi phí vận chuyển, bốc xếp [xuống chân công trình/lên tầng {o_13}].</w:t>
       </w:r>
     </w:p>
     <w:p>
@@ -2304,30 +2304,7 @@
         <w:jc w:val="both"/>
       </w:pPr>
       <w:r>
-        <w:rPr>
-          <w:rFonts w:ascii="Times New Roman" w:cs="Times New Roman" w:eastAsia="Times New Roman" w:hAnsi="Times New Roman"/>
-          <w:sz w:val="26"/>
-          <w:szCs w:val="26"/>
-        </w:rPr>
-        <w:t xml:space="preserve">☐ </w:t>
-      </w:r>
-      <w:r>
-        <w:rPr>
-          <w:rFonts w:ascii="Times New Roman" w:cs="Times New Roman" w:eastAsia="Times New Roman" w:hAnsi="Times New Roman"/>
-          <w:b/>
-          <w:bCs/>
-          <w:sz w:val="26"/>
-          <w:szCs w:val="26"/>
-        </w:rPr>
-        <w:t xml:space="preserve">Phương án A:</w:t>
-      </w:r>
-      <w:r>
-        <w:rPr>
-          <w:rFonts w:ascii="Times New Roman" w:cs="Times New Roman" w:eastAsia="Times New Roman" w:hAnsi="Times New Roman"/>
-          <w:sz w:val="26"/>
-          <w:szCs w:val="26"/>
-        </w:rPr>
-        <w:t xml:space="preserve"> Cố định trong suốt thời gian thực hiện hợp đồng.</w:t>
+        <w:t xml:space="preserve">{#pa_1_a}</w:t>
       </w:r>
     </w:p>
     <w:p>
@@ -2346,7 +2323,7 @@
           <w:sz w:val="26"/>
           <w:szCs w:val="26"/>
         </w:rPr>
-        <w:t xml:space="preserve">☐ </w:t>
+        <w:t xml:space="preserve">{pa_1_a_o} </w:t>
       </w:r>
       <w:r>
         <w:rPr>
@@ -2356,227 +2333,15 @@
           <w:sz w:val="26"/>
           <w:szCs w:val="26"/>
         </w:rPr>
-        <w:t xml:space="preserve">Phương án B:</w:t>
-      </w:r>
-      <w:r>
-        <w:rPr>
-          <w:rFonts w:ascii="Times New Roman" w:cs="Times New Roman" w:eastAsia="Times New Roman" w:hAnsi="Times New Roman"/>
-          <w:sz w:val="26"/>
-          <w:szCs w:val="26"/>
-        </w:rPr>
-        <w:t xml:space="preserve"> Cố định đến ngày …… /…… /20……; sau thời điểm này, Bên B được điều chỉnh khi giá thị trường biến động quá …… % và phải thông báo bằng văn bản trước …… ngày; Bên A có quyền chấp nhận hoặc dừng đặt hàng phần còn lại mà không bị phạt.</w:t>
-      </w:r>
-    </w:p>
-    <w:p>
-      <w:pPr>
-        <w:pStyle w:val="Heading2"/>
-        <w:keepNext/>
-        <w:spacing w:after="80" w:before="200" w:line="288"/>
-        <w:jc w:val="both"/>
-      </w:pPr>
-      <w:r>
-        <w:rPr>
-          <w:rFonts w:ascii="Times New Roman" w:cs="Times New Roman" w:eastAsia="Times New Roman" w:hAnsi="Times New Roman"/>
-          <w:b/>
-          <w:bCs/>
-          <w:sz w:val="26"/>
-          <w:szCs w:val="26"/>
-        </w:rPr>
-        <w:t xml:space="preserve">Điều 2. Chất lượng và chứng từ</w:t>
-      </w:r>
-    </w:p>
-    <w:p>
-      <w:pPr>
-        <w:spacing w:after="80" w:before="40" w:line="288"/>
-        <w:jc w:val="both"/>
-      </w:pPr>
-      <w:r>
-        <w:rPr>
-          <w:rFonts w:ascii="Times New Roman" w:cs="Times New Roman" w:eastAsia="Times New Roman" w:hAnsi="Times New Roman"/>
-          <w:sz w:val="26"/>
-          <w:szCs w:val="26"/>
-        </w:rPr>
-        <w:t xml:space="preserve">2.1. Hàng hóa mới 100%, đúng quy cách, chủng loại tại Điều 1, phù hợp tiêu chuẩn, quy chuẩn kỹ thuật hiện hành.</w:t>
-      </w:r>
-    </w:p>
-    <w:p>
-      <w:pPr>
-        <w:spacing w:after="80" w:before="40" w:line="288"/>
-        <w:jc w:val="both"/>
-      </w:pPr>
-      <w:r>
-        <w:rPr>
-          <w:rFonts w:ascii="Times New Roman" w:cs="Times New Roman" w:eastAsia="Times New Roman" w:hAnsi="Times New Roman"/>
-          <w:sz w:val="26"/>
-          <w:szCs w:val="26"/>
-        </w:rPr>
-        <w:t xml:space="preserve">2.2. Mỗi lô hàng phải kèm: phiếu giao hàng; chứng nhận xuất xứ (CO, nếu có) và chứng nhận chất lượng (CQ)/chứng nhận hợp quy của nhà sản xuất cho đúng lô hàng; phiếu kết quả thí nghiệm (với thép, xi măng, bê tông … khi Bên A yêu cầu).</w:t>
-      </w:r>
-    </w:p>
-    <w:p>
-      <w:pPr>
-        <w:spacing w:after="80" w:before="40" w:line="288"/>
-        <w:jc w:val="both"/>
-      </w:pPr>
-      <w:r>
-        <w:rPr>
-          <w:rFonts w:ascii="Times New Roman" w:cs="Times New Roman" w:eastAsia="Times New Roman" w:hAnsi="Times New Roman"/>
-          <w:sz w:val="26"/>
-          <w:szCs w:val="26"/>
-        </w:rPr>
-        <w:t xml:space="preserve">2.3. Bên A được lấy mẫu thí nghiệm tại phòng thí nghiệm hợp chuẩn. Kết quả không đạt thì Bên B chịu chi phí thí nghiệm, thu hồi và thay thế lô hàng trong vòng …… ngày.</w:t>
-      </w:r>
-    </w:p>
-    <w:p>
-      <w:pPr>
-        <w:pStyle w:val="Heading2"/>
-        <w:keepNext/>
-        <w:spacing w:after="80" w:before="200" w:line="288"/>
-        <w:jc w:val="both"/>
-      </w:pPr>
-      <w:r>
-        <w:rPr>
-          <w:rFonts w:ascii="Times New Roman" w:cs="Times New Roman" w:eastAsia="Times New Roman" w:hAnsi="Times New Roman"/>
-          <w:b/>
-          <w:bCs/>
-          <w:sz w:val="26"/>
-          <w:szCs w:val="26"/>
-        </w:rPr>
-        <w:t xml:space="preserve">Điều 3. Giao hàng</w:t>
-      </w:r>
-    </w:p>
-    <w:p>
-      <w:pPr>
-        <w:spacing w:after="80" w:before="40" w:line="288"/>
-        <w:jc w:val="both"/>
-      </w:pPr>
-      <w:r>
-        <w:rPr>
-          <w:rFonts w:ascii="Times New Roman" w:cs="Times New Roman" w:eastAsia="Times New Roman" w:hAnsi="Times New Roman"/>
-          <w:sz w:val="26"/>
-          <w:szCs w:val="26"/>
-        </w:rPr>
-        <w:t xml:space="preserve">3.1. Địa điểm giao: tại công trình ……………………………… (hoặc kho của Bên A tại ………………).</w:t>
-      </w:r>
-    </w:p>
-    <w:p>
-      <w:pPr>
-        <w:spacing w:after="80" w:before="40" w:line="288"/>
-        <w:jc w:val="both"/>
-      </w:pPr>
-      <w:r>
-        <w:rPr>
-          <w:rFonts w:ascii="Times New Roman" w:cs="Times New Roman" w:eastAsia="Times New Roman" w:hAnsi="Times New Roman"/>
-          <w:sz w:val="26"/>
-          <w:szCs w:val="26"/>
-        </w:rPr>
-        <w:t xml:space="preserve">3.2. Hàng được giao theo từng đợt theo đơn đặt hàng của Bên A gửi qua thư điện tử/tin nhắn từ đầu mối liên lạc đã đăng ký, trước ít nhất …… (mặc định: 24) giờ. Đơn đặt hàng ghi rõ chủng loại, số lượng, thời gian và vị trí giao.</w:t>
-      </w:r>
-    </w:p>
-    <w:p>
-      <w:pPr>
-        <w:spacing w:after="80" w:before="40" w:line="288"/>
-        <w:jc w:val="both"/>
-      </w:pPr>
-      <w:r>
-        <w:rPr>
-          <w:rFonts w:ascii="Times New Roman" w:cs="Times New Roman" w:eastAsia="Times New Roman" w:hAnsi="Times New Roman"/>
-          <w:sz w:val="26"/>
-          <w:szCs w:val="26"/>
-        </w:rPr>
-        <w:t xml:space="preserve">3.3. Bên B bố trí phương tiện phù hợp với đường vào công trình, tuân thủ giờ cấm tải của địa phương; tự chịu trách nhiệm về an toàn của phương tiện, người bốc xếp.</w:t>
-      </w:r>
-    </w:p>
-    <w:p>
-      <w:pPr>
-        <w:spacing w:after="80" w:before="40" w:line="288"/>
-        <w:jc w:val="both"/>
-      </w:pPr>
-      <w:r>
-        <w:rPr>
-          <w:rFonts w:ascii="Times New Roman" w:cs="Times New Roman" w:eastAsia="Times New Roman" w:hAnsi="Times New Roman"/>
-          <w:sz w:val="26"/>
-          <w:szCs w:val="26"/>
-        </w:rPr>
-        <w:t xml:space="preserve">3.4. Quyền sở hữu và rủi ro đối với hàng hóa chuyển sang Bên A khi hai bên ký phiếu giao nhận.</w:t>
-      </w:r>
-    </w:p>
-    <w:p>
-      <w:pPr>
-        <w:pStyle w:val="Heading2"/>
-        <w:keepNext/>
-        <w:spacing w:after="80" w:before="200" w:line="288"/>
-        <w:jc w:val="both"/>
-      </w:pPr>
-      <w:r>
-        <w:rPr>
-          <w:rFonts w:ascii="Times New Roman" w:cs="Times New Roman" w:eastAsia="Times New Roman" w:hAnsi="Times New Roman"/>
-          <w:b/>
-          <w:bCs/>
-          <w:sz w:val="26"/>
-          <w:szCs w:val="26"/>
-        </w:rPr>
-        <w:t xml:space="preserve">Điều 4. Nghiệm thu, giao nhận</w:t>
-      </w:r>
-    </w:p>
-    <w:p>
-      <w:pPr>
-        <w:spacing w:after="80" w:before="40" w:line="288"/>
-        <w:jc w:val="both"/>
-      </w:pPr>
-      <w:r>
-        <w:rPr>
-          <w:rFonts w:ascii="Times New Roman" w:cs="Times New Roman" w:eastAsia="Times New Roman" w:hAnsi="Times New Roman"/>
-          <w:sz w:val="26"/>
-          <w:szCs w:val="26"/>
-        </w:rPr>
-        <w:t xml:space="preserve">4.1. Khi giao hàng, đại diện Bên A (thủ kho/kỹ sư công trình) kiểm tra số lượng, quy cách, ngoại quan và ký phiếu giao nhận. Việc ký phiếu giao nhận không loại trừ quyền khiếu nại về chất lượng phát hiện sau.</w:t>
-      </w:r>
-    </w:p>
-    <w:p>
-      <w:pPr>
-        <w:spacing w:after="80" w:before="40" w:line="288"/>
-        <w:jc w:val="both"/>
-      </w:pPr>
-      <w:r>
-        <w:rPr>
-          <w:rFonts w:ascii="Times New Roman" w:cs="Times New Roman" w:eastAsia="Times New Roman" w:hAnsi="Times New Roman"/>
-          <w:sz w:val="26"/>
-          <w:szCs w:val="26"/>
-        </w:rPr>
-        <w:t xml:space="preserve">4.2. Hàng không đúng chủng loại, kém chất lượng, hư hỏng: Bên A có quyền từ chối nhận; Bên B thay thế trong vòng …… (mặc định: 24) giờ đối với vật tư phục vụ đổ bê tông và …… ngày đối với vật tư khác.</w:t>
-      </w:r>
-    </w:p>
-    <w:p>
-      <w:pPr>
-        <w:spacing w:after="80" w:before="40" w:line="288"/>
-        <w:jc w:val="both"/>
-      </w:pPr>
-      <w:r>
-        <w:rPr>
-          <w:rFonts w:ascii="Times New Roman" w:cs="Times New Roman" w:eastAsia="Times New Roman" w:hAnsi="Times New Roman"/>
-          <w:sz w:val="26"/>
-          <w:szCs w:val="26"/>
-        </w:rPr>
-        <w:t xml:space="preserve">4.3. Thời hạn khiếu nại về chất lượng: …… ngày kể từ ngày giao hàng đối với khuyết tật nhìn thấy được; trong thời hạn bảo hành đối với khuyết tật ẩn.</w:t>
-      </w:r>
-    </w:p>
-    <w:p>
-      <w:pPr>
-        <w:pStyle w:val="Heading2"/>
-        <w:keepNext/>
-        <w:spacing w:after="80" w:before="200" w:line="288"/>
-        <w:jc w:val="both"/>
-      </w:pPr>
-      <w:r>
-        <w:rPr>
-          <w:rFonts w:ascii="Times New Roman" w:cs="Times New Roman" w:eastAsia="Times New Roman" w:hAnsi="Times New Roman"/>
-          <w:b/>
-          <w:bCs/>
-          <w:sz w:val="26"/>
-          <w:szCs w:val="26"/>
-        </w:rPr>
-        <w:t xml:space="preserve">Điều 5. Thanh toán</w:t>
+        <w:t xml:space="preserve">Phương án A:</w:t>
+      </w:r>
+      <w:r>
+        <w:rPr>
+          <w:rFonts w:ascii="Times New Roman" w:cs="Times New Roman" w:eastAsia="Times New Roman" w:hAnsi="Times New Roman"/>
+          <w:sz w:val="26"/>
+          <w:szCs w:val="26"/>
+        </w:rPr>
+        <w:t xml:space="preserve"> Cố định trong suốt thời gian thực hiện hợp đồng.</w:t>
       </w:r>
     </w:p>
     <w:p>
@@ -2590,48 +2355,7 @@
         <w:jc w:val="both"/>
       </w:pPr>
       <w:r>
-        <w:rPr>
-          <w:rFonts w:ascii="Times New Roman" w:cs="Times New Roman" w:eastAsia="Times New Roman" w:hAnsi="Times New Roman"/>
-          <w:sz w:val="26"/>
-          <w:szCs w:val="26"/>
-        </w:rPr>
-        <w:t xml:space="preserve">☐ </w:t>
-      </w:r>
-      <w:r>
-        <w:rPr>
-          <w:rFonts w:ascii="Times New Roman" w:cs="Times New Roman" w:eastAsia="Times New Roman" w:hAnsi="Times New Roman"/>
-          <w:b/>
-          <w:bCs/>
-          <w:sz w:val="26"/>
-          <w:szCs w:val="26"/>
-        </w:rPr>
-        <w:t xml:space="preserve">Phương án A:</w:t>
-      </w:r>
-      <w:r>
-        <w:rPr>
-          <w:rFonts w:ascii="Times New Roman" w:cs="Times New Roman" w:eastAsia="Times New Roman" w:hAnsi="Times New Roman"/>
-          <w:sz w:val="26"/>
-          <w:szCs w:val="26"/>
-        </w:rPr>
-        <w:t xml:space="preserve"> </w:t>
-      </w:r>
-      <w:r>
-        <w:rPr>
-          <w:rFonts w:ascii="Times New Roman" w:cs="Times New Roman" w:eastAsia="Times New Roman" w:hAnsi="Times New Roman"/>
-          <w:b/>
-          <w:bCs/>
-          <w:sz w:val="26"/>
-          <w:szCs w:val="26"/>
-        </w:rPr>
-        <w:t xml:space="preserve">Công nợ:</w:t>
-      </w:r>
-      <w:r>
-        <w:rPr>
-          <w:rFonts w:ascii="Times New Roman" w:cs="Times New Roman" w:eastAsia="Times New Roman" w:hAnsi="Times New Roman"/>
-          <w:sz w:val="26"/>
-          <w:szCs w:val="26"/>
-        </w:rPr>
-        <w:t xml:space="preserve"> Bên A thanh toán trong vòng …… (mặc định: 30) ngày kể từ ngày đối chiếu công nợ hằng tháng và nhận hóa đơn GTGT hợp lệ.</w:t>
+        <w:t xml:space="preserve">{/pa_1_a}</w:t>
       </w:r>
     </w:p>
     <w:p>
@@ -2645,48 +2369,7 @@
         <w:jc w:val="both"/>
       </w:pPr>
       <w:r>
-        <w:rPr>
-          <w:rFonts w:ascii="Times New Roman" w:cs="Times New Roman" w:eastAsia="Times New Roman" w:hAnsi="Times New Roman"/>
-          <w:sz w:val="26"/>
-          <w:szCs w:val="26"/>
-        </w:rPr>
-        <w:t xml:space="preserve">☐ </w:t>
-      </w:r>
-      <w:r>
-        <w:rPr>
-          <w:rFonts w:ascii="Times New Roman" w:cs="Times New Roman" w:eastAsia="Times New Roman" w:hAnsi="Times New Roman"/>
-          <w:b/>
-          <w:bCs/>
-          <w:sz w:val="26"/>
-          <w:szCs w:val="26"/>
-        </w:rPr>
-        <w:t xml:space="preserve">Phương án B:</w:t>
-      </w:r>
-      <w:r>
-        <w:rPr>
-          <w:rFonts w:ascii="Times New Roman" w:cs="Times New Roman" w:eastAsia="Times New Roman" w:hAnsi="Times New Roman"/>
-          <w:sz w:val="26"/>
-          <w:szCs w:val="26"/>
-        </w:rPr>
-        <w:t xml:space="preserve"> </w:t>
-      </w:r>
-      <w:r>
-        <w:rPr>
-          <w:rFonts w:ascii="Times New Roman" w:cs="Times New Roman" w:eastAsia="Times New Roman" w:hAnsi="Times New Roman"/>
-          <w:b/>
-          <w:bCs/>
-          <w:sz w:val="26"/>
-          <w:szCs w:val="26"/>
-        </w:rPr>
-        <w:t xml:space="preserve">Theo đợt giao:</w:t>
-      </w:r>
-      <w:r>
-        <w:rPr>
-          <w:rFonts w:ascii="Times New Roman" w:cs="Times New Roman" w:eastAsia="Times New Roman" w:hAnsi="Times New Roman"/>
-          <w:sz w:val="26"/>
-          <w:szCs w:val="26"/>
-        </w:rPr>
-        <w:t xml:space="preserve"> Bên A thanh toán 100% giá trị mỗi đợt trong vòng …… ngày sau khi nhận hàng và hóa đơn.</w:t>
+        <w:t xml:space="preserve">{#pa_1_b}</w:t>
       </w:r>
     </w:p>
     <w:p>
@@ -2705,7 +2388,7 @@
           <w:sz w:val="26"/>
           <w:szCs w:val="26"/>
         </w:rPr>
-        <w:t xml:space="preserve">☐ </w:t>
+        <w:t xml:space="preserve">{pa_1_b_o} </w:t>
       </w:r>
       <w:r>
         <w:rPr>
@@ -2715,319 +2398,15 @@
           <w:sz w:val="26"/>
           <w:szCs w:val="26"/>
         </w:rPr>
-        <w:t xml:space="preserve">Phương án C:</w:t>
-      </w:r>
-      <w:r>
-        <w:rPr>
-          <w:rFonts w:ascii="Times New Roman" w:cs="Times New Roman" w:eastAsia="Times New Roman" w:hAnsi="Times New Roman"/>
-          <w:sz w:val="26"/>
-          <w:szCs w:val="26"/>
-        </w:rPr>
-        <w:t xml:space="preserve"> </w:t>
-      </w:r>
-      <w:r>
-        <w:rPr>
-          <w:rFonts w:ascii="Times New Roman" w:cs="Times New Roman" w:eastAsia="Times New Roman" w:hAnsi="Times New Roman"/>
-          <w:b/>
-          <w:bCs/>
-          <w:sz w:val="26"/>
-          <w:szCs w:val="26"/>
-        </w:rPr>
-        <w:t xml:space="preserve">Tạm ứng:</w:t>
-      </w:r>
-      <w:r>
-        <w:rPr>
-          <w:rFonts w:ascii="Times New Roman" w:cs="Times New Roman" w:eastAsia="Times New Roman" w:hAnsi="Times New Roman"/>
-          <w:sz w:val="26"/>
-          <w:szCs w:val="26"/>
-        </w:rPr>
-        <w:t xml:space="preserve"> Bên A tạm ứng …… % (tối đa 30%) khi ký hợp đồng; phần còn lại theo Phương án A hoặc B. Tạm ứng được khấu trừ dần vào các đợt thanh toán.</w:t>
-      </w:r>
-    </w:p>
-    <w:p>
-      <w:pPr>
-        <w:spacing w:after="80" w:before="40" w:line="288"/>
-        <w:jc w:val="both"/>
-      </w:pPr>
-      <w:r>
-        <w:rPr>
-          <w:rFonts w:ascii="Times New Roman" w:cs="Times New Roman" w:eastAsia="Times New Roman" w:hAnsi="Times New Roman"/>
-          <w:sz w:val="26"/>
-          <w:szCs w:val="26"/>
-        </w:rPr>
-        <w:t xml:space="preserve">5.1. Hằng tháng, trước ngày …… , hai bên đối chiếu, xác nhận công nợ bằng văn bản. Hóa đơn GTGT xuất theo từng đợt giao hoặc theo kỳ đối chiếu, đúng tên, mã số thuế Bên A và ghi tên công trình.</w:t>
-      </w:r>
-    </w:p>
-    <w:p>
-      <w:pPr>
-        <w:spacing w:after="80" w:before="40" w:line="288"/>
-        <w:jc w:val="both"/>
-      </w:pPr>
-      <w:r>
-        <w:rPr>
-          <w:rFonts w:ascii="Times New Roman" w:cs="Times New Roman" w:eastAsia="Times New Roman" w:hAnsi="Times New Roman"/>
-          <w:sz w:val="26"/>
-          <w:szCs w:val="26"/>
-        </w:rPr>
-        <w:t xml:space="preserve">5.2. Thanh toán bằng chuyển khoản vào tài khoản Bên B ghi tại hợp đồng. Bên A không chịu trách nhiệm đối với khoản thanh toán cho tài khoản khác hoặc cho nhân viên giao hàng của Bên B.</w:t>
-      </w:r>
-    </w:p>
-    <w:p>
-      <w:pPr>
-        <w:pStyle w:val="Heading2"/>
-        <w:keepNext/>
-        <w:spacing w:after="80" w:before="200" w:line="288"/>
-        <w:jc w:val="both"/>
-      </w:pPr>
-      <w:r>
-        <w:rPr>
-          <w:rFonts w:ascii="Times New Roman" w:cs="Times New Roman" w:eastAsia="Times New Roman" w:hAnsi="Times New Roman"/>
-          <w:b/>
-          <w:bCs/>
-          <w:sz w:val="26"/>
-          <w:szCs w:val="26"/>
-        </w:rPr>
-        <w:t xml:space="preserve">Điều 6. Bảo hành</w:t>
-      </w:r>
-    </w:p>
-    <w:p>
-      <w:pPr>
-        <w:spacing w:after="80" w:before="40" w:line="288"/>
-        <w:jc w:val="both"/>
-      </w:pPr>
-      <w:r>
-        <w:rPr>
-          <w:rFonts w:ascii="Times New Roman" w:cs="Times New Roman" w:eastAsia="Times New Roman" w:hAnsi="Times New Roman"/>
-          <w:sz w:val="26"/>
-          <w:szCs w:val="26"/>
-        </w:rPr>
-        <w:t xml:space="preserve">Bên B bảo hành hàng hóa theo chính sách của nhà sản xuất, tối thiểu …… tháng kể từ ngày giao hàng; chịu trách nhiệm đổi trả hàng lỗi và chi phí liên quan.</w:t>
-      </w:r>
-    </w:p>
-    <w:p>
-      <w:pPr>
-        <w:pStyle w:val="Heading2"/>
-        <w:keepNext/>
-        <w:spacing w:after="80" w:before="200" w:line="288"/>
-        <w:jc w:val="both"/>
-      </w:pPr>
-      <w:r>
-        <w:rPr>
-          <w:rFonts w:ascii="Times New Roman" w:cs="Times New Roman" w:eastAsia="Times New Roman" w:hAnsi="Times New Roman"/>
-          <w:b/>
-          <w:bCs/>
-          <w:sz w:val="26"/>
-          <w:szCs w:val="26"/>
-        </w:rPr>
-        <w:t xml:space="preserve">Điều 7. Phạt vi phạm và bồi thường</w:t>
-      </w:r>
-    </w:p>
-    <w:p>
-      <w:pPr>
-        <w:spacing w:after="80" w:before="40" w:line="288"/>
-        <w:jc w:val="both"/>
-      </w:pPr>
-      <w:r>
-        <w:rPr>
-          <w:rFonts w:ascii="Times New Roman" w:cs="Times New Roman" w:eastAsia="Times New Roman" w:hAnsi="Times New Roman"/>
-          <w:sz w:val="26"/>
-          <w:szCs w:val="26"/>
-        </w:rPr>
-        <w:t xml:space="preserve">7.1. Bên B giao hàng chậm, giao thiếu, sai chủng loại: phạt …… % (mặc định: 0,5%) giá trị phần hàng giao chậm cho mỗi ngày chậm. Tổng mức phạt cho mọi vi phạm không vượt quá </w:t>
-      </w:r>
-      <w:r>
-        <w:rPr>
-          <w:rFonts w:ascii="Times New Roman" w:cs="Times New Roman" w:eastAsia="Times New Roman" w:hAnsi="Times New Roman"/>
-          <w:b/>
-          <w:bCs/>
-          <w:sz w:val="26"/>
-          <w:szCs w:val="26"/>
-        </w:rPr>
-        <w:t xml:space="preserve">8%</w:t>
-      </w:r>
-      <w:r>
-        <w:rPr>
-          <w:rFonts w:ascii="Times New Roman" w:cs="Times New Roman" w:eastAsia="Times New Roman" w:hAnsi="Times New Roman"/>
-          <w:sz w:val="26"/>
-          <w:szCs w:val="26"/>
-        </w:rPr>
-        <w:t xml:space="preserve"> giá trị phần nghĩa vụ hợp đồng bị vi phạm.</w:t>
-      </w:r>
-    </w:p>
-    <w:p>
-      <w:pPr>
-        <w:spacing w:after="80" w:before="40" w:line="288"/>
-        <w:jc w:val="both"/>
-      </w:pPr>
-      <w:r>
-        <w:rPr>
-          <w:rFonts w:ascii="Times New Roman" w:cs="Times New Roman" w:eastAsia="Times New Roman" w:hAnsi="Times New Roman"/>
-          <w:sz w:val="26"/>
-          <w:szCs w:val="26"/>
-        </w:rPr>
-        <w:t xml:space="preserve">7.2. Ngoài tiền phạt, Bên B bồi thường thiệt hại thực tế (bao gồm chi phí chờ việc của thợ, máy, bê tông bị hủy do giao chậm vật tư) nếu do lỗi của Bên B.</w:t>
-      </w:r>
-    </w:p>
-    <w:p>
-      <w:pPr>
-        <w:spacing w:after="80" w:before="40" w:line="288"/>
-        <w:jc w:val="both"/>
-      </w:pPr>
-      <w:r>
-        <w:rPr>
-          <w:rFonts w:ascii="Times New Roman" w:cs="Times New Roman" w:eastAsia="Times New Roman" w:hAnsi="Times New Roman"/>
-          <w:sz w:val="26"/>
-          <w:szCs w:val="26"/>
-        </w:rPr>
-        <w:t xml:space="preserve">7.3. Bên A chậm thanh toán: chịu lãi chậm trả theo lãi suất nợ quá hạn trung bình trên thị trường tại thời điểm thanh toán.</w:t>
-      </w:r>
-    </w:p>
-    <w:p>
-      <w:pPr>
-        <w:spacing w:after="80" w:before="40" w:line="288"/>
-        <w:jc w:val="both"/>
-      </w:pPr>
-      <w:r>
-        <w:rPr>
-          <w:rFonts w:ascii="Times New Roman" w:cs="Times New Roman" w:eastAsia="Times New Roman" w:hAnsi="Times New Roman"/>
-          <w:sz w:val="26"/>
-          <w:szCs w:val="26"/>
-        </w:rPr>
-        <w:t xml:space="preserve">7.4. Bên B giao hàng chậm quá …… ngày, Bên A có quyền mua hàng của bên khác và yêu cầu Bên B chịu phần chênh lệch giá.</w:t>
-      </w:r>
-    </w:p>
-    <w:p>
-      <w:pPr>
-        <w:pStyle w:val="Heading2"/>
-        <w:keepNext/>
-        <w:spacing w:after="80" w:before="200" w:line="288"/>
-        <w:jc w:val="both"/>
-      </w:pPr>
-      <w:r>
-        <w:rPr>
-          <w:rFonts w:ascii="Times New Roman" w:cs="Times New Roman" w:eastAsia="Times New Roman" w:hAnsi="Times New Roman"/>
-          <w:b/>
-          <w:bCs/>
-          <w:sz w:val="26"/>
-          <w:szCs w:val="26"/>
-        </w:rPr>
-        <w:t xml:space="preserve">Điều 8. Sự kiện bất khả kháng và hoàn cảnh thay đổi cơ bản</w:t>
-      </w:r>
-    </w:p>
-    <w:p>
-      <w:pPr>
-        <w:spacing w:after="80" w:before="40" w:line="288"/>
-        <w:jc w:val="both"/>
-      </w:pPr>
-      <w:r>
-        <w:rPr>
-          <w:rFonts w:ascii="Times New Roman" w:cs="Times New Roman" w:eastAsia="Times New Roman" w:hAnsi="Times New Roman"/>
-          <w:sz w:val="26"/>
-          <w:szCs w:val="26"/>
-        </w:rPr>
-        <w:t xml:space="preserve">8.1. Sự kiện bất khả kháng là sự kiện xảy ra khách quan, không thể lường trước và không thể khắc phục được mặc dù đã áp dụng mọi biện pháp cần thiết trong khả năng cho phép, gồm: thiên tai, hỏa hoạn không do lỗi của các bên, dịch bệnh được cơ quan có thẩm quyền công bố, chiến tranh, bạo loạn, quyết định của cơ quan nhà nước có thẩm quyền làm ngưng trệ việc thực hiện hợp đồng và các trường hợp khác theo quy định của pháp luật.</w:t>
-      </w:r>
-    </w:p>
-    <w:p>
-      <w:pPr>
-        <w:spacing w:after="80" w:before="40" w:line="288"/>
-        <w:jc w:val="both"/>
-      </w:pPr>
-      <w:r>
-        <w:rPr>
-          <w:rFonts w:ascii="Times New Roman" w:cs="Times New Roman" w:eastAsia="Times New Roman" w:hAnsi="Times New Roman"/>
-          <w:sz w:val="26"/>
-          <w:szCs w:val="26"/>
-        </w:rPr>
-        <w:t xml:space="preserve">8.2. Bên gặp sự kiện bất khả kháng phải thông báo bằng văn bản cho bên kia trong vòng 03 (ba) ngày làm việc kể từ khi sự kiện xảy ra, kèm bằng chứng hợp lý, và áp dụng mọi biện pháp để hạn chế thiệt hại.</w:t>
-      </w:r>
-    </w:p>
-    <w:p>
-      <w:pPr>
-        <w:spacing w:after="80" w:before="40" w:line="288"/>
-        <w:jc w:val="both"/>
-      </w:pPr>
-      <w:r>
-        <w:rPr>
-          <w:rFonts w:ascii="Times New Roman" w:cs="Times New Roman" w:eastAsia="Times New Roman" w:hAnsi="Times New Roman"/>
-          <w:sz w:val="26"/>
-          <w:szCs w:val="26"/>
-        </w:rPr>
-        <w:t xml:space="preserve">8.3. Thời gian bị ảnh hưởng bởi sự kiện bất khả kháng không tính vào thời hạn thực hiện hợp đồng. Không bên nào bị phạt hoặc phải bồi thường do không thực hiện nghĩa vụ vì sự kiện bất khả kháng.</w:t>
-      </w:r>
-    </w:p>
-    <w:p>
-      <w:pPr>
-        <w:spacing w:after="80" w:before="40" w:line="288"/>
-        <w:jc w:val="both"/>
-      </w:pPr>
-      <w:r>
-        <w:rPr>
-          <w:rFonts w:ascii="Times New Roman" w:cs="Times New Roman" w:eastAsia="Times New Roman" w:hAnsi="Times New Roman"/>
-          <w:sz w:val="26"/>
-          <w:szCs w:val="26"/>
-        </w:rPr>
-        <w:t xml:space="preserve">8.4. Nếu sự kiện bất khả kháng kéo dài quá …… (mặc định: 60) ngày liên tục, mỗi bên có quyền chấm dứt hợp đồng bằng văn bản; các bên thanh toán cho nhau phần công việc, hàng hóa đã thực hiện và được nghiệm thu đến thời điểm chấm dứt.</w:t>
-      </w:r>
-    </w:p>
-    <w:p>
-      <w:pPr>
-        <w:spacing w:after="80" w:before="40" w:line="288"/>
-        <w:jc w:val="both"/>
-      </w:pPr>
-      <w:r>
-        <w:rPr>
-          <w:rFonts w:ascii="Times New Roman" w:cs="Times New Roman" w:eastAsia="Times New Roman" w:hAnsi="Times New Roman"/>
-          <w:sz w:val="26"/>
-          <w:szCs w:val="26"/>
-        </w:rPr>
-        <w:t xml:space="preserve">8.5. Khi hoàn cảnh thay đổi cơ bản theo Điều 420 Bộ luật Dân sự (ví dụ: giá vật liệu chính biến động bất thường vượt quá …… % so với thời điểm ký), bên bị ảnh hưởng có quyền đề nghị đàm phán lại phần giá và tiến độ liên quan trong thời hạn hợp lý.</w:t>
-      </w:r>
-    </w:p>
-    <w:p>
-      <w:pPr>
-        <w:pStyle w:val="Heading2"/>
-        <w:keepNext/>
-        <w:spacing w:after="80" w:before="200" w:line="288"/>
-        <w:jc w:val="both"/>
-      </w:pPr>
-      <w:r>
-        <w:rPr>
-          <w:rFonts w:ascii="Times New Roman" w:cs="Times New Roman" w:eastAsia="Times New Roman" w:hAnsi="Times New Roman"/>
-          <w:b/>
-          <w:bCs/>
-          <w:sz w:val="26"/>
-          <w:szCs w:val="26"/>
-        </w:rPr>
-        <w:t xml:space="preserve">Điều 9. Giải quyết tranh chấp</w:t>
-      </w:r>
-    </w:p>
-    <w:p>
-      <w:pPr>
-        <w:spacing w:after="80" w:before="40" w:line="288"/>
-        <w:jc w:val="both"/>
-      </w:pPr>
-      <w:r>
-        <w:rPr>
-          <w:rFonts w:ascii="Times New Roman" w:cs="Times New Roman" w:eastAsia="Times New Roman" w:hAnsi="Times New Roman"/>
-          <w:sz w:val="26"/>
-          <w:szCs w:val="26"/>
-        </w:rPr>
-        <w:t xml:space="preserve">9.1. Khi phát sinh tranh chấp, các bên ưu tiên thương lượng, hòa giải trên tinh thần thiện chí. Bên nhận được yêu cầu giải quyết phải trả lời bằng văn bản trong vòng 07 (bảy) ngày làm việc.</w:t>
-      </w:r>
-    </w:p>
-    <w:p>
-      <w:pPr>
-        <w:spacing w:after="80" w:before="40" w:line="288"/>
-        <w:jc w:val="both"/>
-      </w:pPr>
-      <w:r>
-        <w:rPr>
-          <w:rFonts w:ascii="Times New Roman" w:cs="Times New Roman" w:eastAsia="Times New Roman" w:hAnsi="Times New Roman"/>
-          <w:sz w:val="26"/>
-          <w:szCs w:val="26"/>
-        </w:rPr>
-        <w:t xml:space="preserve">9.2. Trường hợp thương lượng không thành trong vòng 30 (ba mươi) ngày kể từ ngày một bên gửi yêu cầu, tranh chấp được giải quyết theo phương án sau:</w:t>
+        <w:t xml:space="preserve">Phương án B:</w:t>
+      </w:r>
+      <w:r>
+        <w:rPr>
+          <w:rFonts w:ascii="Times New Roman" w:cs="Times New Roman" w:eastAsia="Times New Roman" w:hAnsi="Times New Roman"/>
+          <w:sz w:val="26"/>
+          <w:szCs w:val="26"/>
+        </w:rPr>
+        <w:t xml:space="preserve"> Cố định đến ngày {o_14} /20{o_15}; sau thời điểm này, Bên B được điều chỉnh khi giá thị trường biến động quá {o_16} % và phải thông báo bằng văn bản trước {o_17} ngày; Bên A có quyền chấp nhận hoặc dừng đặt hàng phần còn lại mà không bị phạt.</w:t>
       </w:r>
     </w:p>
     <w:p>
@@ -3041,13 +2420,16 @@
         <w:jc w:val="both"/>
       </w:pPr>
       <w:r>
-        <w:rPr>
-          <w:rFonts w:ascii="Times New Roman" w:cs="Times New Roman" w:eastAsia="Times New Roman" w:hAnsi="Times New Roman"/>
-          <w:sz w:val="26"/>
-          <w:szCs w:val="26"/>
-        </w:rPr>
-        <w:t xml:space="preserve">☐ </w:t>
-      </w:r>
+        <w:t xml:space="preserve">{/pa_1_b}</w:t>
+      </w:r>
+    </w:p>
+    <w:p>
+      <w:pPr>
+        <w:pStyle w:val="Heading2"/>
+        <w:keepNext/>
+        <w:spacing w:after="80" w:before="200" w:line="288"/>
+        <w:jc w:val="both"/>
+      </w:pPr>
       <w:r>
         <w:rPr>
           <w:rFonts w:ascii="Times New Roman" w:cs="Times New Roman" w:eastAsia="Times New Roman" w:hAnsi="Times New Roman"/>
@@ -3056,15 +2438,201 @@
           <w:sz w:val="26"/>
           <w:szCs w:val="26"/>
         </w:rPr>
-        <w:t xml:space="preserve">Phương án A:</w:t>
-      </w:r>
-      <w:r>
-        <w:rPr>
-          <w:rFonts w:ascii="Times New Roman" w:cs="Times New Roman" w:eastAsia="Times New Roman" w:hAnsi="Times New Roman"/>
-          <w:sz w:val="26"/>
-          <w:szCs w:val="26"/>
-        </w:rPr>
-        <w:t xml:space="preserve"> Tòa án nhân dân có thẩm quyền theo quy định của pháp luật tố tụng dân sự giải quyết theo quy định của pháp luật Việt Nam.</w:t>
+        <w:t xml:space="preserve">Điều 2. Chất lượng và chứng từ</w:t>
+      </w:r>
+    </w:p>
+    <w:p>
+      <w:pPr>
+        <w:spacing w:after="80" w:before="40" w:line="288"/>
+        <w:jc w:val="both"/>
+      </w:pPr>
+      <w:r>
+        <w:rPr>
+          <w:rFonts w:ascii="Times New Roman" w:cs="Times New Roman" w:eastAsia="Times New Roman" w:hAnsi="Times New Roman"/>
+          <w:sz w:val="26"/>
+          <w:szCs w:val="26"/>
+        </w:rPr>
+        <w:t xml:space="preserve">2.1. Hàng hóa mới 100%, đúng quy cách, chủng loại tại Điều 1, phù hợp tiêu chuẩn, quy chuẩn kỹ thuật hiện hành.</w:t>
+      </w:r>
+    </w:p>
+    <w:p>
+      <w:pPr>
+        <w:spacing w:after="80" w:before="40" w:line="288"/>
+        <w:jc w:val="both"/>
+      </w:pPr>
+      <w:r>
+        <w:rPr>
+          <w:rFonts w:ascii="Times New Roman" w:cs="Times New Roman" w:eastAsia="Times New Roman" w:hAnsi="Times New Roman"/>
+          <w:sz w:val="26"/>
+          <w:szCs w:val="26"/>
+        </w:rPr>
+        <w:t xml:space="preserve">2.2. Mỗi lô hàng phải kèm: phiếu giao hàng; chứng nhận xuất xứ (CO, nếu có) và chứng nhận chất lượng (CQ)/chứng nhận hợp quy của nhà sản xuất cho đúng lô hàng; phiếu kết quả thí nghiệm (với thép, xi măng, bê tông {o_18} khi Bên A yêu cầu).</w:t>
+      </w:r>
+    </w:p>
+    <w:p>
+      <w:pPr>
+        <w:spacing w:after="80" w:before="40" w:line="288"/>
+        <w:jc w:val="both"/>
+      </w:pPr>
+      <w:r>
+        <w:rPr>
+          <w:rFonts w:ascii="Times New Roman" w:cs="Times New Roman" w:eastAsia="Times New Roman" w:hAnsi="Times New Roman"/>
+          <w:sz w:val="26"/>
+          <w:szCs w:val="26"/>
+        </w:rPr>
+        <w:t xml:space="preserve">2.3. Bên A được lấy mẫu thí nghiệm tại phòng thí nghiệm hợp chuẩn. Kết quả không đạt thì Bên B chịu chi phí thí nghiệm, thu hồi và thay thế lô hàng trong vòng {o_19} ngày.</w:t>
+      </w:r>
+    </w:p>
+    <w:p>
+      <w:pPr>
+        <w:pStyle w:val="Heading2"/>
+        <w:keepNext/>
+        <w:spacing w:after="80" w:before="200" w:line="288"/>
+        <w:jc w:val="both"/>
+      </w:pPr>
+      <w:r>
+        <w:rPr>
+          <w:rFonts w:ascii="Times New Roman" w:cs="Times New Roman" w:eastAsia="Times New Roman" w:hAnsi="Times New Roman"/>
+          <w:b/>
+          <w:bCs/>
+          <w:sz w:val="26"/>
+          <w:szCs w:val="26"/>
+        </w:rPr>
+        <w:t xml:space="preserve">Điều 3. Giao hàng</w:t>
+      </w:r>
+    </w:p>
+    <w:p>
+      <w:pPr>
+        <w:spacing w:after="80" w:before="40" w:line="288"/>
+        <w:jc w:val="both"/>
+      </w:pPr>
+      <w:r>
+        <w:rPr>
+          <w:rFonts w:ascii="Times New Roman" w:cs="Times New Roman" w:eastAsia="Times New Roman" w:hAnsi="Times New Roman"/>
+          <w:sz w:val="26"/>
+          <w:szCs w:val="26"/>
+        </w:rPr>
+        <w:t xml:space="preserve">3.1. Địa điểm giao: tại công trình {o_20} (hoặc kho của Bên A tại {o_21}).</w:t>
+      </w:r>
+    </w:p>
+    <w:p>
+      <w:pPr>
+        <w:spacing w:after="80" w:before="40" w:line="288"/>
+        <w:jc w:val="both"/>
+      </w:pPr>
+      <w:r>
+        <w:rPr>
+          <w:rFonts w:ascii="Times New Roman" w:cs="Times New Roman" w:eastAsia="Times New Roman" w:hAnsi="Times New Roman"/>
+          <w:sz w:val="26"/>
+          <w:szCs w:val="26"/>
+        </w:rPr>
+        <w:t xml:space="preserve">3.2. Hàng được giao theo từng đợt theo đơn đặt hàng của Bên A gửi qua thư điện tử/tin nhắn từ đầu mối liên lạc đã đăng ký, trước ít nhất {o_22}  giờ. Đơn đặt hàng ghi rõ chủng loại, số lượng, thời gian và vị trí giao.</w:t>
+      </w:r>
+    </w:p>
+    <w:p>
+      <w:pPr>
+        <w:spacing w:after="80" w:before="40" w:line="288"/>
+        <w:jc w:val="both"/>
+      </w:pPr>
+      <w:r>
+        <w:rPr>
+          <w:rFonts w:ascii="Times New Roman" w:cs="Times New Roman" w:eastAsia="Times New Roman" w:hAnsi="Times New Roman"/>
+          <w:sz w:val="26"/>
+          <w:szCs w:val="26"/>
+        </w:rPr>
+        <w:t xml:space="preserve">3.3. Bên B bố trí phương tiện phù hợp với đường vào công trình, tuân thủ giờ cấm tải của địa phương; tự chịu trách nhiệm về an toàn của phương tiện, người bốc xếp.</w:t>
+      </w:r>
+    </w:p>
+    <w:p>
+      <w:pPr>
+        <w:spacing w:after="80" w:before="40" w:line="288"/>
+        <w:jc w:val="both"/>
+      </w:pPr>
+      <w:r>
+        <w:rPr>
+          <w:rFonts w:ascii="Times New Roman" w:cs="Times New Roman" w:eastAsia="Times New Roman" w:hAnsi="Times New Roman"/>
+          <w:sz w:val="26"/>
+          <w:szCs w:val="26"/>
+        </w:rPr>
+        <w:t xml:space="preserve">3.4. Quyền sở hữu và rủi ro đối với hàng hóa chuyển sang Bên A khi hai bên ký phiếu giao nhận.</w:t>
+      </w:r>
+    </w:p>
+    <w:p>
+      <w:pPr>
+        <w:pStyle w:val="Heading2"/>
+        <w:keepNext/>
+        <w:spacing w:after="80" w:before="200" w:line="288"/>
+        <w:jc w:val="both"/>
+      </w:pPr>
+      <w:r>
+        <w:rPr>
+          <w:rFonts w:ascii="Times New Roman" w:cs="Times New Roman" w:eastAsia="Times New Roman" w:hAnsi="Times New Roman"/>
+          <w:b/>
+          <w:bCs/>
+          <w:sz w:val="26"/>
+          <w:szCs w:val="26"/>
+        </w:rPr>
+        <w:t xml:space="preserve">Điều 4. Nghiệm thu, giao nhận</w:t>
+      </w:r>
+    </w:p>
+    <w:p>
+      <w:pPr>
+        <w:spacing w:after="80" w:before="40" w:line="288"/>
+        <w:jc w:val="both"/>
+      </w:pPr>
+      <w:r>
+        <w:rPr>
+          <w:rFonts w:ascii="Times New Roman" w:cs="Times New Roman" w:eastAsia="Times New Roman" w:hAnsi="Times New Roman"/>
+          <w:sz w:val="26"/>
+          <w:szCs w:val="26"/>
+        </w:rPr>
+        <w:t xml:space="preserve">4.1. Khi giao hàng, đại diện Bên A (thủ kho/kỹ sư công trình) kiểm tra số lượng, quy cách, ngoại quan và ký phiếu giao nhận. Việc ký phiếu giao nhận không loại trừ quyền khiếu nại về chất lượng phát hiện sau.</w:t>
+      </w:r>
+    </w:p>
+    <w:p>
+      <w:pPr>
+        <w:spacing w:after="80" w:before="40" w:line="288"/>
+        <w:jc w:val="both"/>
+      </w:pPr>
+      <w:r>
+        <w:rPr>
+          <w:rFonts w:ascii="Times New Roman" w:cs="Times New Roman" w:eastAsia="Times New Roman" w:hAnsi="Times New Roman"/>
+          <w:sz w:val="26"/>
+          <w:szCs w:val="26"/>
+        </w:rPr>
+        <w:t xml:space="preserve">4.2. Hàng không đúng chủng loại, kém chất lượng, hư hỏng: Bên A có quyền từ chối nhận; Bên B thay thế trong vòng {o_23}  giờ đối với vật tư phục vụ đổ bê tông và {o_24} ngày đối với vật tư khác.</w:t>
+      </w:r>
+    </w:p>
+    <w:p>
+      <w:pPr>
+        <w:spacing w:after="80" w:before="40" w:line="288"/>
+        <w:jc w:val="both"/>
+      </w:pPr>
+      <w:r>
+        <w:rPr>
+          <w:rFonts w:ascii="Times New Roman" w:cs="Times New Roman" w:eastAsia="Times New Roman" w:hAnsi="Times New Roman"/>
+          <w:sz w:val="26"/>
+          <w:szCs w:val="26"/>
+        </w:rPr>
+        <w:t xml:space="preserve">4.3. Thời hạn khiếu nại về chất lượng: {o_25} ngày kể từ ngày giao hàng đối với khuyết tật nhìn thấy được; trong thời hạn bảo hành đối với khuyết tật ẩn.</w:t>
+      </w:r>
+    </w:p>
+    <w:p>
+      <w:pPr>
+        <w:pStyle w:val="Heading2"/>
+        <w:keepNext/>
+        <w:spacing w:after="80" w:before="200" w:line="288"/>
+        <w:jc w:val="both"/>
+      </w:pPr>
+      <w:r>
+        <w:rPr>
+          <w:rFonts w:ascii="Times New Roman" w:cs="Times New Roman" w:eastAsia="Times New Roman" w:hAnsi="Times New Roman"/>
+          <w:b/>
+          <w:bCs/>
+          <w:sz w:val="26"/>
+          <w:szCs w:val="26"/>
+        </w:rPr>
+        <w:t xml:space="preserve">Điều 5. Thanh toán</w:t>
       </w:r>
     </w:p>
     <w:p>
@@ -3078,12 +2646,26 @@
         <w:jc w:val="both"/>
       </w:pPr>
       <w:r>
-        <w:rPr>
-          <w:rFonts w:ascii="Times New Roman" w:cs="Times New Roman" w:eastAsia="Times New Roman" w:hAnsi="Times New Roman"/>
-          <w:sz w:val="26"/>
-          <w:szCs w:val="26"/>
-        </w:rPr>
-        <w:t xml:space="preserve">☐ </w:t>
+        <w:t xml:space="preserve">{#pa_2_a}</w:t>
+      </w:r>
+    </w:p>
+    <w:p>
+      <w:pPr>
+        <w:pBdr>
+          <w:left w:val="single" w:color="4F81BD" w:sz="18" w:space="6"/>
+        </w:pBdr>
+        <w:shd w:fill="EAF1FB" w:color="auto" w:val="clear"/>
+        <w:spacing w:after="40" w:before="20" w:line="288"/>
+        <w:ind w:left="360"/>
+        <w:jc w:val="both"/>
+      </w:pPr>
+      <w:r>
+        <w:rPr>
+          <w:rFonts w:ascii="Times New Roman" w:cs="Times New Roman" w:eastAsia="Times New Roman" w:hAnsi="Times New Roman"/>
+          <w:sz w:val="26"/>
+          <w:szCs w:val="26"/>
+        </w:rPr>
+        <w:t xml:space="preserve">{pa_2_a_o} </w:t>
       </w:r>
       <w:r>
         <w:rPr>
@@ -3093,6 +2675,89 @@
           <w:sz w:val="26"/>
           <w:szCs w:val="26"/>
         </w:rPr>
+        <w:t xml:space="preserve">Phương án A:</w:t>
+      </w:r>
+      <w:r>
+        <w:rPr>
+          <w:rFonts w:ascii="Times New Roman" w:cs="Times New Roman" w:eastAsia="Times New Roman" w:hAnsi="Times New Roman"/>
+          <w:sz w:val="26"/>
+          <w:szCs w:val="26"/>
+        </w:rPr>
+        <w:t xml:space="preserve"> </w:t>
+      </w:r>
+      <w:r>
+        <w:rPr>
+          <w:rFonts w:ascii="Times New Roman" w:cs="Times New Roman" w:eastAsia="Times New Roman" w:hAnsi="Times New Roman"/>
+          <w:b/>
+          <w:bCs/>
+          <w:sz w:val="26"/>
+          <w:szCs w:val="26"/>
+        </w:rPr>
+        <w:t xml:space="preserve">Công nợ:</w:t>
+      </w:r>
+      <w:r>
+        <w:rPr>
+          <w:rFonts w:ascii="Times New Roman" w:cs="Times New Roman" w:eastAsia="Times New Roman" w:hAnsi="Times New Roman"/>
+          <w:sz w:val="26"/>
+          <w:szCs w:val="26"/>
+        </w:rPr>
+        <w:t xml:space="preserve"> Bên A thanh toán trong vòng {o_26}  ngày kể từ ngày đối chiếu công nợ hằng tháng và nhận hóa đơn GTGT hợp lệ.</w:t>
+      </w:r>
+    </w:p>
+    <w:p>
+      <w:pPr>
+        <w:pBdr>
+          <w:left w:val="single" w:color="4F81BD" w:sz="18" w:space="6"/>
+        </w:pBdr>
+        <w:shd w:fill="EAF1FB" w:color="auto" w:val="clear"/>
+        <w:spacing w:after="40" w:before="20" w:line="288"/>
+        <w:ind w:left="360"/>
+        <w:jc w:val="both"/>
+      </w:pPr>
+      <w:r>
+        <w:t xml:space="preserve">{/pa_2_a}</w:t>
+      </w:r>
+    </w:p>
+    <w:p>
+      <w:pPr>
+        <w:pBdr>
+          <w:left w:val="single" w:color="4F81BD" w:sz="18" w:space="6"/>
+        </w:pBdr>
+        <w:shd w:fill="EAF1FB" w:color="auto" w:val="clear"/>
+        <w:spacing w:after="40" w:before="20" w:line="288"/>
+        <w:ind w:left="360"/>
+        <w:jc w:val="both"/>
+      </w:pPr>
+      <w:r>
+        <w:t xml:space="preserve">{#pa_2_b}</w:t>
+      </w:r>
+    </w:p>
+    <w:p>
+      <w:pPr>
+        <w:pBdr>
+          <w:left w:val="single" w:color="4F81BD" w:sz="18" w:space="6"/>
+        </w:pBdr>
+        <w:shd w:fill="EAF1FB" w:color="auto" w:val="clear"/>
+        <w:spacing w:after="40" w:before="20" w:line="288"/>
+        <w:ind w:left="360"/>
+        <w:jc w:val="both"/>
+      </w:pPr>
+      <w:r>
+        <w:rPr>
+          <w:rFonts w:ascii="Times New Roman" w:cs="Times New Roman" w:eastAsia="Times New Roman" w:hAnsi="Times New Roman"/>
+          <w:sz w:val="26"/>
+          <w:szCs w:val="26"/>
+        </w:rPr>
+        <w:t xml:space="preserve">{pa_2_b_o} </w:t>
+      </w:r>
+      <w:r>
+        <w:rPr>
+          <w:rFonts w:ascii="Times New Roman" w:cs="Times New Roman" w:eastAsia="Times New Roman" w:hAnsi="Times New Roman"/>
+          <w:b/>
+          <w:bCs/>
+          <w:sz w:val="26"/>
+          <w:szCs w:val="26"/>
+        </w:rPr>
         <w:t xml:space="preserve">Phương án B:</w:t>
       </w:r>
       <w:r>
@@ -3101,7 +2766,122 @@
           <w:sz w:val="26"/>
           <w:szCs w:val="26"/>
         </w:rPr>
-        <w:t xml:space="preserve"> Trung tâm Trọng tài Quốc tế Việt Nam (VIAC) giải quyết theo Quy tắc tố tụng trọng tài của Trung tâm này; phán quyết trọng tài là chung thẩm. Số trọng tài viên: 01; địa điểm: Hà Nội; ngôn ngữ: tiếng Việt.</w:t>
+        <w:t xml:space="preserve"> </w:t>
+      </w:r>
+      <w:r>
+        <w:rPr>
+          <w:rFonts w:ascii="Times New Roman" w:cs="Times New Roman" w:eastAsia="Times New Roman" w:hAnsi="Times New Roman"/>
+          <w:b/>
+          <w:bCs/>
+          <w:sz w:val="26"/>
+          <w:szCs w:val="26"/>
+        </w:rPr>
+        <w:t xml:space="preserve">Theo đợt giao:</w:t>
+      </w:r>
+      <w:r>
+        <w:rPr>
+          <w:rFonts w:ascii="Times New Roman" w:cs="Times New Roman" w:eastAsia="Times New Roman" w:hAnsi="Times New Roman"/>
+          <w:sz w:val="26"/>
+          <w:szCs w:val="26"/>
+        </w:rPr>
+        <w:t xml:space="preserve"> Bên A thanh toán 100% giá trị mỗi đợt trong vòng {o_27} ngày sau khi nhận hàng và hóa đơn.</w:t>
+      </w:r>
+    </w:p>
+    <w:p>
+      <w:pPr>
+        <w:pBdr>
+          <w:left w:val="single" w:color="4F81BD" w:sz="18" w:space="6"/>
+        </w:pBdr>
+        <w:shd w:fill="EAF1FB" w:color="auto" w:val="clear"/>
+        <w:spacing w:after="40" w:before="20" w:line="288"/>
+        <w:ind w:left="360"/>
+        <w:jc w:val="both"/>
+      </w:pPr>
+      <w:r>
+        <w:t xml:space="preserve">{/pa_2_b}</w:t>
+      </w:r>
+    </w:p>
+    <w:p>
+      <w:pPr>
+        <w:pBdr>
+          <w:left w:val="single" w:color="4F81BD" w:sz="18" w:space="6"/>
+        </w:pBdr>
+        <w:shd w:fill="EAF1FB" w:color="auto" w:val="clear"/>
+        <w:spacing w:after="40" w:before="20" w:line="288"/>
+        <w:ind w:left="360"/>
+        <w:jc w:val="both"/>
+      </w:pPr>
+      <w:r>
+        <w:t xml:space="preserve">{#pa_2_c}</w:t>
+      </w:r>
+    </w:p>
+    <w:p>
+      <w:pPr>
+        <w:pBdr>
+          <w:left w:val="single" w:color="4F81BD" w:sz="18" w:space="6"/>
+        </w:pBdr>
+        <w:shd w:fill="EAF1FB" w:color="auto" w:val="clear"/>
+        <w:spacing w:after="40" w:before="20" w:line="288"/>
+        <w:ind w:left="360"/>
+        <w:jc w:val="both"/>
+      </w:pPr>
+      <w:r>
+        <w:rPr>
+          <w:rFonts w:ascii="Times New Roman" w:cs="Times New Roman" w:eastAsia="Times New Roman" w:hAnsi="Times New Roman"/>
+          <w:sz w:val="26"/>
+          <w:szCs w:val="26"/>
+        </w:rPr>
+        <w:t xml:space="preserve">{pa_2_c_o} </w:t>
+      </w:r>
+      <w:r>
+        <w:rPr>
+          <w:rFonts w:ascii="Times New Roman" w:cs="Times New Roman" w:eastAsia="Times New Roman" w:hAnsi="Times New Roman"/>
+          <w:b/>
+          <w:bCs/>
+          <w:sz w:val="26"/>
+          <w:szCs w:val="26"/>
+        </w:rPr>
+        <w:t xml:space="preserve">Phương án C:</w:t>
+      </w:r>
+      <w:r>
+        <w:rPr>
+          <w:rFonts w:ascii="Times New Roman" w:cs="Times New Roman" w:eastAsia="Times New Roman" w:hAnsi="Times New Roman"/>
+          <w:sz w:val="26"/>
+          <w:szCs w:val="26"/>
+        </w:rPr>
+        <w:t xml:space="preserve"> </w:t>
+      </w:r>
+      <w:r>
+        <w:rPr>
+          <w:rFonts w:ascii="Times New Roman" w:cs="Times New Roman" w:eastAsia="Times New Roman" w:hAnsi="Times New Roman"/>
+          <w:b/>
+          <w:bCs/>
+          <w:sz w:val="26"/>
+          <w:szCs w:val="26"/>
+        </w:rPr>
+        <w:t xml:space="preserve">Tạm ứng:</w:t>
+      </w:r>
+      <w:r>
+        <w:rPr>
+          <w:rFonts w:ascii="Times New Roman" w:cs="Times New Roman" w:eastAsia="Times New Roman" w:hAnsi="Times New Roman"/>
+          <w:sz w:val="26"/>
+          <w:szCs w:val="26"/>
+        </w:rPr>
+        <w:t xml:space="preserve"> Bên A tạm ứng {o_28} % (tối đa 30%) khi ký hợp đồng; phần còn lại theo Phương án A hoặc B. Tạm ứng được khấu trừ dần vào các đợt thanh toán.</w:t>
+      </w:r>
+    </w:p>
+    <w:p>
+      <w:pPr>
+        <w:pBdr>
+          <w:left w:val="single" w:color="4F81BD" w:sz="18" w:space="6"/>
+        </w:pBdr>
+        <w:shd w:fill="EAF1FB" w:color="auto" w:val="clear"/>
+        <w:spacing w:after="40" w:before="20" w:line="288"/>
+        <w:ind w:left="360"/>
+        <w:jc w:val="both"/>
+      </w:pPr>
+      <w:r>
+        <w:t xml:space="preserve">{/pa_2_c}</w:t>
       </w:r>
     </w:p>
     <w:p>
@@ -3115,7 +2895,21 @@
           <w:sz w:val="26"/>
           <w:szCs w:val="26"/>
         </w:rPr>
-        <w:t xml:space="preserve">9.3. Trong thời gian giải quyết tranh chấp, các bên tiếp tục thực hiện các nghĩa vụ không bị tranh chấp, trừ khi hợp đồng đã chấm dứt.</w:t>
+        <w:t xml:space="preserve">5.1. Hằng tháng, trước ngày {o_29} , hai bên đối chiếu, xác nhận công nợ bằng văn bản. Hóa đơn GTGT xuất theo từng đợt giao hoặc theo kỳ đối chiếu, đúng tên, mã số thuế Bên A và ghi tên công trình.</w:t>
+      </w:r>
+    </w:p>
+    <w:p>
+      <w:pPr>
+        <w:spacing w:after="80" w:before="40" w:line="288"/>
+        <w:jc w:val="both"/>
+      </w:pPr>
+      <w:r>
+        <w:rPr>
+          <w:rFonts w:ascii="Times New Roman" w:cs="Times New Roman" w:eastAsia="Times New Roman" w:hAnsi="Times New Roman"/>
+          <w:sz w:val="26"/>
+          <w:szCs w:val="26"/>
+        </w:rPr>
+        <w:t xml:space="preserve">5.2. Thanh toán bằng chuyển khoản vào tài khoản Bên B ghi tại hợp đồng. Bên A không chịu trách nhiệm đối với khoản thanh toán cho tài khoản khác hoặc cho nhân viên giao hàng của Bên B.</w:t>
       </w:r>
     </w:p>
     <w:p>
@@ -3133,7 +2927,7 @@
           <w:sz w:val="26"/>
           <w:szCs w:val="26"/>
         </w:rPr>
-        <w:t xml:space="preserve">Điều 10. Thông báo và đại diện liên lạc</w:t>
+        <w:t xml:space="preserve">Điều 6. Bảo hành</w:t>
       </w:r>
     </w:p>
     <w:p>
@@ -3147,35 +2941,7 @@
           <w:sz w:val="26"/>
           <w:szCs w:val="26"/>
         </w:rPr>
-        <w:t xml:space="preserve">10.1. Mọi thông báo, yêu cầu, chấp thuận theo hợp đồng phải lập bằng văn bản và gửi trực tiếp, qua bưu điện hoặc thư điện tử tới địa chỉ nêu tại phần thông tin các bên. Thông báo qua thư điện tử có giá trị khi gửi từ/tới địa chỉ đã đăng ký dưới đây.</w:t>
-      </w:r>
-    </w:p>
-    <w:p>
-      <w:pPr>
-        <w:spacing w:after="80" w:before="40" w:line="288"/>
-        <w:jc w:val="both"/>
-      </w:pPr>
-      <w:r>
-        <w:rPr>
-          <w:rFonts w:ascii="Times New Roman" w:cs="Times New Roman" w:eastAsia="Times New Roman" w:hAnsi="Times New Roman"/>
-          <w:sz w:val="26"/>
-          <w:szCs w:val="26"/>
-        </w:rPr>
-        <w:t xml:space="preserve">10.2. Đại diện liên lạc: Bên A: ………………… – ĐT: ………… – Email: …………; Bên B: ………………… – ĐT: ………… – Email: …………</w:t>
-      </w:r>
-    </w:p>
-    <w:p>
-      <w:pPr>
-        <w:spacing w:after="80" w:before="40" w:line="288"/>
-        <w:jc w:val="both"/>
-      </w:pPr>
-      <w:r>
-        <w:rPr>
-          <w:rFonts w:ascii="Times New Roman" w:cs="Times New Roman" w:eastAsia="Times New Roman" w:hAnsi="Times New Roman"/>
-          <w:sz w:val="26"/>
-          <w:szCs w:val="26"/>
-        </w:rPr>
-        <w:t xml:space="preserve">10.3. Tin nhắn qua ứng dụng (Zalo, …) chỉ dùng để trao đổi điều hành, không thay thế văn bản đối với các nội dung về giá, khối lượng phát sinh, tiến độ và chấm dứt hợp đồng.</w:t>
+        <w:t xml:space="preserve">Bên B bảo hành hàng hóa theo chính sách của nhà sản xuất, tối thiểu {o_30} tháng kể từ ngày giao hàng; chịu trách nhiệm đổi trả hàng lỗi và chi phí liên quan.</w:t>
       </w:r>
     </w:p>
     <w:p>
@@ -3193,6 +2959,436 @@
           <w:sz w:val="26"/>
           <w:szCs w:val="26"/>
         </w:rPr>
+        <w:t xml:space="preserve">Điều 7. Phạt vi phạm và bồi thường</w:t>
+      </w:r>
+    </w:p>
+    <w:p>
+      <w:pPr>
+        <w:spacing w:after="80" w:before="40" w:line="288"/>
+        <w:jc w:val="both"/>
+      </w:pPr>
+      <w:r>
+        <w:rPr>
+          <w:rFonts w:ascii="Times New Roman" w:cs="Times New Roman" w:eastAsia="Times New Roman" w:hAnsi="Times New Roman"/>
+          <w:sz w:val="26"/>
+          <w:szCs w:val="26"/>
+        </w:rPr>
+        <w:t xml:space="preserve">7.1. Bên B giao hàng chậm, giao thiếu, sai chủng loại: phạt {o_31} % giá trị phần hàng giao chậm cho mỗi ngày chậm. Tổng mức phạt cho mọi vi phạm không vượt quá </w:t>
+      </w:r>
+      <w:r>
+        <w:rPr>
+          <w:rFonts w:ascii="Times New Roman" w:cs="Times New Roman" w:eastAsia="Times New Roman" w:hAnsi="Times New Roman"/>
+          <w:b/>
+          <w:bCs/>
+          <w:sz w:val="26"/>
+          <w:szCs w:val="26"/>
+        </w:rPr>
+        <w:t xml:space="preserve">8%</w:t>
+      </w:r>
+      <w:r>
+        <w:rPr>
+          <w:rFonts w:ascii="Times New Roman" w:cs="Times New Roman" w:eastAsia="Times New Roman" w:hAnsi="Times New Roman"/>
+          <w:sz w:val="26"/>
+          <w:szCs w:val="26"/>
+        </w:rPr>
+        <w:t xml:space="preserve"> giá trị phần nghĩa vụ hợp đồng bị vi phạm.</w:t>
+      </w:r>
+    </w:p>
+    <w:p>
+      <w:pPr>
+        <w:spacing w:after="80" w:before="40" w:line="288"/>
+        <w:jc w:val="both"/>
+      </w:pPr>
+      <w:r>
+        <w:rPr>
+          <w:rFonts w:ascii="Times New Roman" w:cs="Times New Roman" w:eastAsia="Times New Roman" w:hAnsi="Times New Roman"/>
+          <w:sz w:val="26"/>
+          <w:szCs w:val="26"/>
+        </w:rPr>
+        <w:t xml:space="preserve">7.2. Ngoài tiền phạt, Bên B bồi thường thiệt hại thực tế (bao gồm chi phí chờ việc của thợ, máy, bê tông bị hủy do giao chậm vật tư) nếu do lỗi của Bên B.</w:t>
+      </w:r>
+    </w:p>
+    <w:p>
+      <w:pPr>
+        <w:spacing w:after="80" w:before="40" w:line="288"/>
+        <w:jc w:val="both"/>
+      </w:pPr>
+      <w:r>
+        <w:rPr>
+          <w:rFonts w:ascii="Times New Roman" w:cs="Times New Roman" w:eastAsia="Times New Roman" w:hAnsi="Times New Roman"/>
+          <w:sz w:val="26"/>
+          <w:szCs w:val="26"/>
+        </w:rPr>
+        <w:t xml:space="preserve">7.3. Bên A chậm thanh toán: chịu lãi chậm trả theo lãi suất nợ quá hạn trung bình trên thị trường tại thời điểm thanh toán.</w:t>
+      </w:r>
+    </w:p>
+    <w:p>
+      <w:pPr>
+        <w:spacing w:after="80" w:before="40" w:line="288"/>
+        <w:jc w:val="both"/>
+      </w:pPr>
+      <w:r>
+        <w:rPr>
+          <w:rFonts w:ascii="Times New Roman" w:cs="Times New Roman" w:eastAsia="Times New Roman" w:hAnsi="Times New Roman"/>
+          <w:sz w:val="26"/>
+          <w:szCs w:val="26"/>
+        </w:rPr>
+        <w:t xml:space="preserve">7.4. Bên B giao hàng chậm quá {o_32} ngày, Bên A có quyền mua hàng của bên khác và yêu cầu Bên B chịu phần chênh lệch giá.</w:t>
+      </w:r>
+    </w:p>
+    <w:p>
+      <w:pPr>
+        <w:pStyle w:val="Heading2"/>
+        <w:keepNext/>
+        <w:spacing w:after="80" w:before="200" w:line="288"/>
+        <w:jc w:val="both"/>
+      </w:pPr>
+      <w:r>
+        <w:rPr>
+          <w:rFonts w:ascii="Times New Roman" w:cs="Times New Roman" w:eastAsia="Times New Roman" w:hAnsi="Times New Roman"/>
+          <w:b/>
+          <w:bCs/>
+          <w:sz w:val="26"/>
+          <w:szCs w:val="26"/>
+        </w:rPr>
+        <w:t xml:space="preserve">Điều 8. Sự kiện bất khả kháng và hoàn cảnh thay đổi cơ bản</w:t>
+      </w:r>
+    </w:p>
+    <w:p>
+      <w:pPr>
+        <w:spacing w:after="80" w:before="40" w:line="288"/>
+        <w:jc w:val="both"/>
+      </w:pPr>
+      <w:r>
+        <w:rPr>
+          <w:rFonts w:ascii="Times New Roman" w:cs="Times New Roman" w:eastAsia="Times New Roman" w:hAnsi="Times New Roman"/>
+          <w:sz w:val="26"/>
+          <w:szCs w:val="26"/>
+        </w:rPr>
+        <w:t xml:space="preserve">8.1. Sự kiện bất khả kháng là sự kiện xảy ra khách quan, không thể lường trước và không thể khắc phục được mặc dù đã áp dụng mọi biện pháp cần thiết trong khả năng cho phép, gồm: thiên tai, hỏa hoạn không do lỗi của các bên, dịch bệnh được cơ quan có thẩm quyền công bố, chiến tranh, bạo loạn, quyết định của cơ quan nhà nước có thẩm quyền làm ngưng trệ việc thực hiện hợp đồng và các trường hợp khác theo quy định của pháp luật.</w:t>
+      </w:r>
+    </w:p>
+    <w:p>
+      <w:pPr>
+        <w:spacing w:after="80" w:before="40" w:line="288"/>
+        <w:jc w:val="both"/>
+      </w:pPr>
+      <w:r>
+        <w:rPr>
+          <w:rFonts w:ascii="Times New Roman" w:cs="Times New Roman" w:eastAsia="Times New Roman" w:hAnsi="Times New Roman"/>
+          <w:sz w:val="26"/>
+          <w:szCs w:val="26"/>
+        </w:rPr>
+        <w:t xml:space="preserve">8.2. Bên gặp sự kiện bất khả kháng phải thông báo bằng văn bản cho bên kia trong vòng 03 (ba) ngày làm việc kể từ khi sự kiện xảy ra, kèm bằng chứng hợp lý, và áp dụng mọi biện pháp để hạn chế thiệt hại.</w:t>
+      </w:r>
+    </w:p>
+    <w:p>
+      <w:pPr>
+        <w:spacing w:after="80" w:before="40" w:line="288"/>
+        <w:jc w:val="both"/>
+      </w:pPr>
+      <w:r>
+        <w:rPr>
+          <w:rFonts w:ascii="Times New Roman" w:cs="Times New Roman" w:eastAsia="Times New Roman" w:hAnsi="Times New Roman"/>
+          <w:sz w:val="26"/>
+          <w:szCs w:val="26"/>
+        </w:rPr>
+        <w:t xml:space="preserve">8.3. Thời gian bị ảnh hưởng bởi sự kiện bất khả kháng không tính vào thời hạn thực hiện hợp đồng. Không bên nào bị phạt hoặc phải bồi thường do không thực hiện nghĩa vụ vì sự kiện bất khả kháng.</w:t>
+      </w:r>
+    </w:p>
+    <w:p>
+      <w:pPr>
+        <w:spacing w:after="80" w:before="40" w:line="288"/>
+        <w:jc w:val="both"/>
+      </w:pPr>
+      <w:r>
+        <w:rPr>
+          <w:rFonts w:ascii="Times New Roman" w:cs="Times New Roman" w:eastAsia="Times New Roman" w:hAnsi="Times New Roman"/>
+          <w:sz w:val="26"/>
+          <w:szCs w:val="26"/>
+        </w:rPr>
+        <w:t xml:space="preserve">8.4. Nếu sự kiện bất khả kháng kéo dài quá {o_33}  ngày liên tục, mỗi bên có quyền chấm dứt hợp đồng bằng văn bản; các bên thanh toán cho nhau phần công việc, hàng hóa đã thực hiện và được nghiệm thu đến thời điểm chấm dứt.</w:t>
+      </w:r>
+    </w:p>
+    <w:p>
+      <w:pPr>
+        <w:spacing w:after="80" w:before="40" w:line="288"/>
+        <w:jc w:val="both"/>
+      </w:pPr>
+      <w:r>
+        <w:rPr>
+          <w:rFonts w:ascii="Times New Roman" w:cs="Times New Roman" w:eastAsia="Times New Roman" w:hAnsi="Times New Roman"/>
+          <w:sz w:val="26"/>
+          <w:szCs w:val="26"/>
+        </w:rPr>
+        <w:t xml:space="preserve">8.5. Khi hoàn cảnh thay đổi cơ bản theo Điều 420 Bộ luật Dân sự (ví dụ: giá vật liệu chính biến động bất thường vượt quá {o_34} % so với thời điểm ký), bên bị ảnh hưởng có quyền đề nghị đàm phán lại phần giá và tiến độ liên quan trong thời hạn hợp lý.</w:t>
+      </w:r>
+    </w:p>
+    <w:p>
+      <w:pPr>
+        <w:pStyle w:val="Heading2"/>
+        <w:keepNext/>
+        <w:spacing w:after="80" w:before="200" w:line="288"/>
+        <w:jc w:val="both"/>
+      </w:pPr>
+      <w:r>
+        <w:rPr>
+          <w:rFonts w:ascii="Times New Roman" w:cs="Times New Roman" w:eastAsia="Times New Roman" w:hAnsi="Times New Roman"/>
+          <w:b/>
+          <w:bCs/>
+          <w:sz w:val="26"/>
+          <w:szCs w:val="26"/>
+        </w:rPr>
+        <w:t xml:space="preserve">Điều 9. Giải quyết tranh chấp</w:t>
+      </w:r>
+    </w:p>
+    <w:p>
+      <w:pPr>
+        <w:spacing w:after="80" w:before="40" w:line="288"/>
+        <w:jc w:val="both"/>
+      </w:pPr>
+      <w:r>
+        <w:rPr>
+          <w:rFonts w:ascii="Times New Roman" w:cs="Times New Roman" w:eastAsia="Times New Roman" w:hAnsi="Times New Roman"/>
+          <w:sz w:val="26"/>
+          <w:szCs w:val="26"/>
+        </w:rPr>
+        <w:t xml:space="preserve">9.1. Khi phát sinh tranh chấp, các bên ưu tiên thương lượng, hòa giải trên tinh thần thiện chí. Bên nhận được yêu cầu giải quyết phải trả lời bằng văn bản trong vòng 07 (bảy) ngày làm việc.</w:t>
+      </w:r>
+    </w:p>
+    <w:p>
+      <w:pPr>
+        <w:spacing w:after="80" w:before="40" w:line="288"/>
+        <w:jc w:val="both"/>
+      </w:pPr>
+      <w:r>
+        <w:rPr>
+          <w:rFonts w:ascii="Times New Roman" w:cs="Times New Roman" w:eastAsia="Times New Roman" w:hAnsi="Times New Roman"/>
+          <w:sz w:val="26"/>
+          <w:szCs w:val="26"/>
+        </w:rPr>
+        <w:t xml:space="preserve">9.2. Trường hợp thương lượng không thành trong vòng 30 (ba mươi) ngày kể từ ngày một bên gửi yêu cầu, tranh chấp được giải quyết theo phương án sau:</w:t>
+      </w:r>
+    </w:p>
+    <w:p>
+      <w:pPr>
+        <w:pBdr>
+          <w:left w:val="single" w:color="4F81BD" w:sz="18" w:space="6"/>
+        </w:pBdr>
+        <w:shd w:fill="EAF1FB" w:color="auto" w:val="clear"/>
+        <w:spacing w:after="40" w:before="20" w:line="288"/>
+        <w:ind w:left="360"/>
+        <w:jc w:val="both"/>
+      </w:pPr>
+      <w:r>
+        <w:t xml:space="preserve">{#pa_3_a}</w:t>
+      </w:r>
+    </w:p>
+    <w:p>
+      <w:pPr>
+        <w:pBdr>
+          <w:left w:val="single" w:color="4F81BD" w:sz="18" w:space="6"/>
+        </w:pBdr>
+        <w:shd w:fill="EAF1FB" w:color="auto" w:val="clear"/>
+        <w:spacing w:after="40" w:before="20" w:line="288"/>
+        <w:ind w:left="360"/>
+        <w:jc w:val="both"/>
+      </w:pPr>
+      <w:r>
+        <w:rPr>
+          <w:rFonts w:ascii="Times New Roman" w:cs="Times New Roman" w:eastAsia="Times New Roman" w:hAnsi="Times New Roman"/>
+          <w:sz w:val="26"/>
+          <w:szCs w:val="26"/>
+        </w:rPr>
+        <w:t xml:space="preserve">{pa_3_a_o} </w:t>
+      </w:r>
+      <w:r>
+        <w:rPr>
+          <w:rFonts w:ascii="Times New Roman" w:cs="Times New Roman" w:eastAsia="Times New Roman" w:hAnsi="Times New Roman"/>
+          <w:b/>
+          <w:bCs/>
+          <w:sz w:val="26"/>
+          <w:szCs w:val="26"/>
+        </w:rPr>
+        <w:t xml:space="preserve">Phương án A:</w:t>
+      </w:r>
+      <w:r>
+        <w:rPr>
+          <w:rFonts w:ascii="Times New Roman" w:cs="Times New Roman" w:eastAsia="Times New Roman" w:hAnsi="Times New Roman"/>
+          <w:sz w:val="26"/>
+          <w:szCs w:val="26"/>
+        </w:rPr>
+        <w:t xml:space="preserve"> Tòa án nhân dân có thẩm quyền theo quy định của pháp luật tố tụng dân sự giải quyết theo quy định của pháp luật Việt Nam.</w:t>
+      </w:r>
+    </w:p>
+    <w:p>
+      <w:pPr>
+        <w:pBdr>
+          <w:left w:val="single" w:color="4F81BD" w:sz="18" w:space="6"/>
+        </w:pBdr>
+        <w:shd w:fill="EAF1FB" w:color="auto" w:val="clear"/>
+        <w:spacing w:after="40" w:before="20" w:line="288"/>
+        <w:ind w:left="360"/>
+        <w:jc w:val="both"/>
+      </w:pPr>
+      <w:r>
+        <w:t xml:space="preserve">{/pa_3_a}</w:t>
+      </w:r>
+    </w:p>
+    <w:p>
+      <w:pPr>
+        <w:pBdr>
+          <w:left w:val="single" w:color="4F81BD" w:sz="18" w:space="6"/>
+        </w:pBdr>
+        <w:shd w:fill="EAF1FB" w:color="auto" w:val="clear"/>
+        <w:spacing w:after="40" w:before="20" w:line="288"/>
+        <w:ind w:left="360"/>
+        <w:jc w:val="both"/>
+      </w:pPr>
+      <w:r>
+        <w:t xml:space="preserve">{#pa_3_b}</w:t>
+      </w:r>
+    </w:p>
+    <w:p>
+      <w:pPr>
+        <w:pBdr>
+          <w:left w:val="single" w:color="4F81BD" w:sz="18" w:space="6"/>
+        </w:pBdr>
+        <w:shd w:fill="EAF1FB" w:color="auto" w:val="clear"/>
+        <w:spacing w:after="40" w:before="20" w:line="288"/>
+        <w:ind w:left="360"/>
+        <w:jc w:val="both"/>
+      </w:pPr>
+      <w:r>
+        <w:rPr>
+          <w:rFonts w:ascii="Times New Roman" w:cs="Times New Roman" w:eastAsia="Times New Roman" w:hAnsi="Times New Roman"/>
+          <w:sz w:val="26"/>
+          <w:szCs w:val="26"/>
+        </w:rPr>
+        <w:t xml:space="preserve">{pa_3_b_o} </w:t>
+      </w:r>
+      <w:r>
+        <w:rPr>
+          <w:rFonts w:ascii="Times New Roman" w:cs="Times New Roman" w:eastAsia="Times New Roman" w:hAnsi="Times New Roman"/>
+          <w:b/>
+          <w:bCs/>
+          <w:sz w:val="26"/>
+          <w:szCs w:val="26"/>
+        </w:rPr>
+        <w:t xml:space="preserve">Phương án B:</w:t>
+      </w:r>
+      <w:r>
+        <w:rPr>
+          <w:rFonts w:ascii="Times New Roman" w:cs="Times New Roman" w:eastAsia="Times New Roman" w:hAnsi="Times New Roman"/>
+          <w:sz w:val="26"/>
+          <w:szCs w:val="26"/>
+        </w:rPr>
+        <w:t xml:space="preserve"> Trung tâm Trọng tài Quốc tế Việt Nam (VIAC) giải quyết theo Quy tắc tố tụng trọng tài của Trung tâm này; phán quyết trọng tài là chung thẩm. Số trọng tài viên: 01; địa điểm: Hà Nội; ngôn ngữ: tiếng Việt.</w:t>
+      </w:r>
+    </w:p>
+    <w:p>
+      <w:pPr>
+        <w:pBdr>
+          <w:left w:val="single" w:color="4F81BD" w:sz="18" w:space="6"/>
+        </w:pBdr>
+        <w:shd w:fill="EAF1FB" w:color="auto" w:val="clear"/>
+        <w:spacing w:after="40" w:before="20" w:line="288"/>
+        <w:ind w:left="360"/>
+        <w:jc w:val="both"/>
+      </w:pPr>
+      <w:r>
+        <w:t xml:space="preserve">{/pa_3_b}</w:t>
+      </w:r>
+    </w:p>
+    <w:p>
+      <w:pPr>
+        <w:spacing w:after="80" w:before="40" w:line="288"/>
+        <w:jc w:val="both"/>
+      </w:pPr>
+      <w:r>
+        <w:rPr>
+          <w:rFonts w:ascii="Times New Roman" w:cs="Times New Roman" w:eastAsia="Times New Roman" w:hAnsi="Times New Roman"/>
+          <w:sz w:val="26"/>
+          <w:szCs w:val="26"/>
+        </w:rPr>
+        <w:t xml:space="preserve">9.3. Trong thời gian giải quyết tranh chấp, các bên tiếp tục thực hiện các nghĩa vụ không bị tranh chấp, trừ khi hợp đồng đã chấm dứt.</w:t>
+      </w:r>
+    </w:p>
+    <w:p>
+      <w:pPr>
+        <w:pStyle w:val="Heading2"/>
+        <w:keepNext/>
+        <w:spacing w:after="80" w:before="200" w:line="288"/>
+        <w:jc w:val="both"/>
+      </w:pPr>
+      <w:r>
+        <w:rPr>
+          <w:rFonts w:ascii="Times New Roman" w:cs="Times New Roman" w:eastAsia="Times New Roman" w:hAnsi="Times New Roman"/>
+          <w:b/>
+          <w:bCs/>
+          <w:sz w:val="26"/>
+          <w:szCs w:val="26"/>
+        </w:rPr>
+        <w:t xml:space="preserve">Điều 10. Thông báo và đại diện liên lạc</w:t>
+      </w:r>
+    </w:p>
+    <w:p>
+      <w:pPr>
+        <w:spacing w:after="80" w:before="40" w:line="288"/>
+        <w:jc w:val="both"/>
+      </w:pPr>
+      <w:r>
+        <w:rPr>
+          <w:rFonts w:ascii="Times New Roman" w:cs="Times New Roman" w:eastAsia="Times New Roman" w:hAnsi="Times New Roman"/>
+          <w:sz w:val="26"/>
+          <w:szCs w:val="26"/>
+        </w:rPr>
+        <w:t xml:space="preserve">10.1. Mọi thông báo, yêu cầu, chấp thuận theo hợp đồng phải lập bằng văn bản và gửi trực tiếp, qua bưu điện hoặc thư điện tử tới địa chỉ nêu tại phần thông tin các bên. Thông báo qua thư điện tử có giá trị khi gửi từ/tới địa chỉ đã đăng ký dưới đây.</w:t>
+      </w:r>
+    </w:p>
+    <w:p>
+      <w:pPr>
+        <w:spacing w:after="80" w:before="40" w:line="288"/>
+        <w:jc w:val="both"/>
+      </w:pPr>
+      <w:r>
+        <w:rPr>
+          <w:rFonts w:ascii="Times New Roman" w:cs="Times New Roman" w:eastAsia="Times New Roman" w:hAnsi="Times New Roman"/>
+          <w:sz w:val="26"/>
+          <w:szCs w:val="26"/>
+        </w:rPr>
+        <w:t xml:space="preserve">10.2. Đại diện liên lạc: Bên A: {o_35} – ĐT: {o_36} – Email: {o_37}; Bên B: {o_38} – ĐT: {o_39} – Email: {o_40}</w:t>
+      </w:r>
+    </w:p>
+    <w:p>
+      <w:pPr>
+        <w:spacing w:after="80" w:before="40" w:line="288"/>
+        <w:jc w:val="both"/>
+      </w:pPr>
+      <w:r>
+        <w:rPr>
+          <w:rFonts w:ascii="Times New Roman" w:cs="Times New Roman" w:eastAsia="Times New Roman" w:hAnsi="Times New Roman"/>
+          <w:sz w:val="26"/>
+          <w:szCs w:val="26"/>
+        </w:rPr>
+        <w:t xml:space="preserve">10.3. Tin nhắn qua ứng dụng (Zalo, {o_41}) chỉ dùng để trao đổi điều hành, không thay thế văn bản đối với các nội dung về giá, khối lượng phát sinh, tiến độ và chấm dứt hợp đồng.</w:t>
+      </w:r>
+    </w:p>
+    <w:p>
+      <w:pPr>
+        <w:pStyle w:val="Heading2"/>
+        <w:keepNext/>
+        <w:spacing w:after="80" w:before="200" w:line="288"/>
+        <w:jc w:val="both"/>
+      </w:pPr>
+      <w:r>
+        <w:rPr>
+          <w:rFonts w:ascii="Times New Roman" w:cs="Times New Roman" w:eastAsia="Times New Roman" w:hAnsi="Times New Roman"/>
+          <w:b/>
+          <w:bCs/>
+          <w:sz w:val="26"/>
+          <w:szCs w:val="26"/>
+        </w:rPr>
         <w:t xml:space="preserve">Điều 11. Hiệu lực và điều khoản thi hành</w:t>
       </w:r>
     </w:p>
@@ -3207,7 +3403,7 @@
           <w:sz w:val="26"/>
           <w:szCs w:val="26"/>
         </w:rPr>
-        <w:t xml:space="preserve">11.1. Hợp đồng có hiệu lực kể từ [ngày ký / ngày bên có quyền nhận được bảo đảm thực hiện hợp đồng/tiền tạm ứng – chọn một].</w:t>
+        <w:t xml:space="preserve">11.1. Hợp đồng có hiệu lực kể từ {c_1}.</w:t>
       </w:r>
     </w:p>
     <w:p>

--- a/db/seed-assets/contract-templates/NVO/NVO-HD-06_Hop_dong_mua_ban_vat_tu_xay_dung.docx
+++ b/db/seed-assets/contract-templates/NVO/NVO-HD-06_Hop_dong_mua_ban_vat_tu_xay_dung.docx
@@ -143,7 +143,7 @@
                 <w:sz w:val="24"/>
                 <w:szCs w:val="24"/>
               </w:rPr>
-              <w:t xml:space="preserve">{o_1}, ngày {ngay_ky_ngay} tháng {ngay_ky_thang} năm {ngay_ky_nam}</w:t>
+              <w:t xml:space="preserve">{noi_ky}, ngày {ngay_ky_ngay} tháng {ngay_ky_thang} năm {ngay_ky_nam}</w:t>
             </w:r>
           </w:p>
         </w:tc>
@@ -193,7 +193,7 @@
           <w:sz w:val="26"/>
           <w:szCs w:val="26"/>
         </w:rPr>
-        <w:t xml:space="preserve">Cung cấp cho công trình: {o_2} – Địa điểm giao hàng: {o_3}</w:t>
+        <w:t xml:space="preserve">Cung cấp cho công trình: {o_1} – Địa điểm giao hàng: {o_2}</w:t>
       </w:r>
     </w:p>
     <w:p>
@@ -299,7 +299,7 @@
           <w:sz w:val="26"/>
           <w:szCs w:val="26"/>
         </w:rPr>
-        <w:t xml:space="preserve">Hôm nay, ngày {ngay_ky_ngay} tháng {ngay_ky_thang} năm {ngay_ky_nam}, tại {o_4}, chúng tôi gồm:</w:t>
+        <w:t xml:space="preserve">Hôm nay, ngày {ngay_ky_ngay} tháng {ngay_ky_thang} năm {ngay_ky_nam}, tại {noi_ky}, chúng tôi gồm:</w:t>
       </w:r>
     </w:p>
     <w:p>
@@ -408,7 +408,7 @@
           <w:sz w:val="26"/>
           <w:szCs w:val="26"/>
         </w:rPr>
-        <w:t xml:space="preserve">(Hoặc người được ủy quyền: {o_5} – Chức vụ: {o_6} – theo Giấy ủy quyền số {o_7} ngày {o_8})</w:t>
+        <w:t xml:space="preserve">(Hoặc người được ủy quyền: {o_3} – Chức vụ: {o_4} – theo Giấy ủy quyền số {o_5} ngày {o_6})</w:t>
       </w:r>
     </w:p>
     <w:p>
@@ -517,7 +517,7 @@
           <w:sz w:val="26"/>
           <w:szCs w:val="26"/>
         </w:rPr>
-        <w:t xml:space="preserve">(Theo Giấy ủy quyền số {o_9} ngày {o_10} – nếu người ký không phải đại diện theo pháp luật)</w:t>
+        <w:t xml:space="preserve">(Theo Giấy ủy quyền số {o_7} ngày {o_8} – nếu người ký không phải đại diện theo pháp luật)</w:t>
       </w:r>
     </w:p>
     <w:p>
@@ -1822,7 +1822,7 @@
                 <w:sz w:val="24"/>
                 <w:szCs w:val="24"/>
               </w:rPr>
-              <w:t xml:space="preserve">Thuế GTGT {o_11}%</w:t>
+              <w:t xml:space="preserve">Thuế GTGT {o_9}%</w:t>
             </w:r>
           </w:p>
         </w:tc>
@@ -2276,7 +2276,7 @@
           <w:sz w:val="26"/>
           <w:szCs w:val="26"/>
         </w:rPr>
-        <w:t xml:space="preserve">1.2. Số lượng trên là tạm tính; số lượng thanh toán theo thực tế giao nhận, dung sai cho phép ± {o_12} %. Đơn giá đã bao gồm chi phí vận chuyển, bốc xếp [xuống chân công trình/lên tầng {o_13}].</w:t>
+        <w:t xml:space="preserve">1.2. Số lượng trên là tạm tính; số lượng thanh toán theo thực tế giao nhận, dung sai cho phép ± {o_10} %. Đơn giá đã bao gồm chi phí vận chuyển, bốc xếp [xuống chân công trình/lên tầng {o_11}].</w:t>
       </w:r>
     </w:p>
     <w:p>
@@ -2406,7 +2406,7 @@
           <w:sz w:val="26"/>
           <w:szCs w:val="26"/>
         </w:rPr>
-        <w:t xml:space="preserve"> Cố định đến ngày {o_14} /20{o_15}; sau thời điểm này, Bên B được điều chỉnh khi giá thị trường biến động quá {o_16} % và phải thông báo bằng văn bản trước {o_17} ngày; Bên A có quyền chấp nhận hoặc dừng đặt hàng phần còn lại mà không bị phạt.</w:t>
+        <w:t xml:space="preserve"> Cố định đến ngày {o_12} /20{o_13}; sau thời điểm này, Bên B được điều chỉnh khi giá thị trường biến động quá {o_14} % và phải thông báo bằng văn bản trước {o_15} ngày; Bên A có quyền chấp nhận hoặc dừng đặt hàng phần còn lại mà không bị phạt.</w:t>
       </w:r>
     </w:p>
     <w:p>
@@ -2466,7 +2466,7 @@
           <w:sz w:val="26"/>
           <w:szCs w:val="26"/>
         </w:rPr>
-        <w:t xml:space="preserve">2.2. Mỗi lô hàng phải kèm: phiếu giao hàng; chứng nhận xuất xứ (CO, nếu có) và chứng nhận chất lượng (CQ)/chứng nhận hợp quy của nhà sản xuất cho đúng lô hàng; phiếu kết quả thí nghiệm (với thép, xi măng, bê tông {o_18} khi Bên A yêu cầu).</w:t>
+        <w:t xml:space="preserve">2.2. Mỗi lô hàng phải kèm: phiếu giao hàng; chứng nhận xuất xứ (CO, nếu có) và chứng nhận chất lượng (CQ)/chứng nhận hợp quy của nhà sản xuất cho đúng lô hàng; phiếu kết quả thí nghiệm (với thép, xi măng, bê tông {o_16} khi Bên A yêu cầu).</w:t>
       </w:r>
     </w:p>
     <w:p>
@@ -2480,7 +2480,7 @@
           <w:sz w:val="26"/>
           <w:szCs w:val="26"/>
         </w:rPr>
-        <w:t xml:space="preserve">2.3. Bên A được lấy mẫu thí nghiệm tại phòng thí nghiệm hợp chuẩn. Kết quả không đạt thì Bên B chịu chi phí thí nghiệm, thu hồi và thay thế lô hàng trong vòng {o_19} ngày.</w:t>
+        <w:t xml:space="preserve">2.3. Bên A được lấy mẫu thí nghiệm tại phòng thí nghiệm hợp chuẩn. Kết quả không đạt thì Bên B chịu chi phí thí nghiệm, thu hồi và thay thế lô hàng trong vòng {o_17} ngày.</w:t>
       </w:r>
     </w:p>
     <w:p>
@@ -2512,7 +2512,7 @@
           <w:sz w:val="26"/>
           <w:szCs w:val="26"/>
         </w:rPr>
-        <w:t xml:space="preserve">3.1. Địa điểm giao: tại công trình {o_20} (hoặc kho của Bên A tại {o_21}).</w:t>
+        <w:t xml:space="preserve">3.1. Địa điểm giao: tại công trình {o_18} (hoặc kho của Bên A tại {o_19}).</w:t>
       </w:r>
     </w:p>
     <w:p>
@@ -2526,7 +2526,7 @@
           <w:sz w:val="26"/>
           <w:szCs w:val="26"/>
         </w:rPr>
-        <w:t xml:space="preserve">3.2. Hàng được giao theo từng đợt theo đơn đặt hàng của Bên A gửi qua thư điện tử/tin nhắn từ đầu mối liên lạc đã đăng ký, trước ít nhất {o_22}  giờ. Đơn đặt hàng ghi rõ chủng loại, số lượng, thời gian và vị trí giao.</w:t>
+        <w:t xml:space="preserve">3.2. Hàng được giao theo từng đợt theo đơn đặt hàng của Bên A gửi qua thư điện tử/tin nhắn từ đầu mối liên lạc đã đăng ký, trước ít nhất {o_20}  giờ. Đơn đặt hàng ghi rõ chủng loại, số lượng, thời gian và vị trí giao.</w:t>
       </w:r>
     </w:p>
     <w:p>
@@ -2600,7 +2600,7 @@
           <w:sz w:val="26"/>
           <w:szCs w:val="26"/>
         </w:rPr>
-        <w:t xml:space="preserve">4.2. Hàng không đúng chủng loại, kém chất lượng, hư hỏng: Bên A có quyền từ chối nhận; Bên B thay thế trong vòng {o_23}  giờ đối với vật tư phục vụ đổ bê tông và {o_24} ngày đối với vật tư khác.</w:t>
+        <w:t xml:space="preserve">4.2. Hàng không đúng chủng loại, kém chất lượng, hư hỏng: Bên A có quyền từ chối nhận; Bên B thay thế trong vòng {o_21}  giờ đối với vật tư phục vụ đổ bê tông và {o_22} ngày đối với vật tư khác.</w:t>
       </w:r>
     </w:p>
     <w:p>
@@ -2614,7 +2614,7 @@
           <w:sz w:val="26"/>
           <w:szCs w:val="26"/>
         </w:rPr>
-        <w:t xml:space="preserve">4.3. Thời hạn khiếu nại về chất lượng: {o_25} ngày kể từ ngày giao hàng đối với khuyết tật nhìn thấy được; trong thời hạn bảo hành đối với khuyết tật ẩn.</w:t>
+        <w:t xml:space="preserve">4.3. Thời hạn khiếu nại về chất lượng: {o_23} ngày kể từ ngày giao hàng đối với khuyết tật nhìn thấy được; trong thời hạn bảo hành đối với khuyết tật ẩn.</w:t>
       </w:r>
     </w:p>
     <w:p>
@@ -2701,7 +2701,7 @@
           <w:sz w:val="26"/>
           <w:szCs w:val="26"/>
         </w:rPr>
-        <w:t xml:space="preserve"> Bên A thanh toán trong vòng {o_26}  ngày kể từ ngày đối chiếu công nợ hằng tháng và nhận hóa đơn GTGT hợp lệ.</w:t>
+        <w:t xml:space="preserve"> Bên A thanh toán trong vòng {o_24}  ngày kể từ ngày đối chiếu công nợ hằng tháng và nhận hóa đơn GTGT hợp lệ.</w:t>
       </w:r>
     </w:p>
     <w:p>
@@ -2784,7 +2784,7 @@
           <w:sz w:val="26"/>
           <w:szCs w:val="26"/>
         </w:rPr>
-        <w:t xml:space="preserve"> Bên A thanh toán 100% giá trị mỗi đợt trong vòng {o_27} ngày sau khi nhận hàng và hóa đơn.</w:t>
+        <w:t xml:space="preserve"> Bên A thanh toán 100% giá trị mỗi đợt trong vòng {o_25} ngày sau khi nhận hàng và hóa đơn.</w:t>
       </w:r>
     </w:p>
     <w:p>
@@ -2867,7 +2867,7 @@
           <w:sz w:val="26"/>
           <w:szCs w:val="26"/>
         </w:rPr>
-        <w:t xml:space="preserve"> Bên A tạm ứng {o_28} % (tối đa 30%) khi ký hợp đồng; phần còn lại theo Phương án A hoặc B. Tạm ứng được khấu trừ dần vào các đợt thanh toán.</w:t>
+        <w:t xml:space="preserve"> Bên A tạm ứng {o_26} % (tối đa 30%) khi ký hợp đồng; phần còn lại theo Phương án A hoặc B. Tạm ứng được khấu trừ dần vào các đợt thanh toán.</w:t>
       </w:r>
     </w:p>
     <w:p>
@@ -2895,7 +2895,7 @@
           <w:sz w:val="26"/>
           <w:szCs w:val="26"/>
         </w:rPr>
-        <w:t xml:space="preserve">5.1. Hằng tháng, trước ngày {o_29} , hai bên đối chiếu, xác nhận công nợ bằng văn bản. Hóa đơn GTGT xuất theo từng đợt giao hoặc theo kỳ đối chiếu, đúng tên, mã số thuế Bên A và ghi tên công trình.</w:t>
+        <w:t xml:space="preserve">5.1. Hằng tháng, trước ngày {o_27} , hai bên đối chiếu, xác nhận công nợ bằng văn bản. Hóa đơn GTGT xuất theo từng đợt giao hoặc theo kỳ đối chiếu, đúng tên, mã số thuế Bên A và ghi tên công trình.</w:t>
       </w:r>
     </w:p>
     <w:p>
@@ -2941,7 +2941,7 @@
           <w:sz w:val="26"/>
           <w:szCs w:val="26"/>
         </w:rPr>
-        <w:t xml:space="preserve">Bên B bảo hành hàng hóa theo chính sách của nhà sản xuất, tối thiểu {o_30} tháng kể từ ngày giao hàng; chịu trách nhiệm đổi trả hàng lỗi và chi phí liên quan.</w:t>
+        <w:t xml:space="preserve">Bên B bảo hành hàng hóa theo chính sách của nhà sản xuất, tối thiểu {o_28} tháng kể từ ngày giao hàng; chịu trách nhiệm đổi trả hàng lỗi và chi phí liên quan.</w:t>
       </w:r>
     </w:p>
     <w:p>
@@ -2973,7 +2973,7 @@
           <w:sz w:val="26"/>
           <w:szCs w:val="26"/>
         </w:rPr>
-        <w:t xml:space="preserve">7.1. Bên B giao hàng chậm, giao thiếu, sai chủng loại: phạt {o_31} % giá trị phần hàng giao chậm cho mỗi ngày chậm. Tổng mức phạt cho mọi vi phạm không vượt quá </w:t>
+        <w:t xml:space="preserve">7.1. Bên B giao hàng chậm, giao thiếu, sai chủng loại: phạt {o_29} % giá trị phần hàng giao chậm cho mỗi ngày chậm. Tổng mức phạt cho mọi vi phạm không vượt quá </w:t>
       </w:r>
       <w:r>
         <w:rPr>
@@ -3033,7 +3033,7 @@
           <w:sz w:val="26"/>
           <w:szCs w:val="26"/>
         </w:rPr>
-        <w:t xml:space="preserve">7.4. Bên B giao hàng chậm quá {o_32} ngày, Bên A có quyền mua hàng của bên khác và yêu cầu Bên B chịu phần chênh lệch giá.</w:t>
+        <w:t xml:space="preserve">7.4. Bên B giao hàng chậm quá {o_30} ngày, Bên A có quyền mua hàng của bên khác và yêu cầu Bên B chịu phần chênh lệch giá.</w:t>
       </w:r>
     </w:p>
     <w:p>
@@ -3107,7 +3107,7 @@
           <w:sz w:val="26"/>
           <w:szCs w:val="26"/>
         </w:rPr>
-        <w:t xml:space="preserve">8.4. Nếu sự kiện bất khả kháng kéo dài quá {o_33}  ngày liên tục, mỗi bên có quyền chấm dứt hợp đồng bằng văn bản; các bên thanh toán cho nhau phần công việc, hàng hóa đã thực hiện và được nghiệm thu đến thời điểm chấm dứt.</w:t>
+        <w:t xml:space="preserve">8.4. Nếu sự kiện bất khả kháng kéo dài quá {o_31}  ngày liên tục, mỗi bên có quyền chấm dứt hợp đồng bằng văn bản; các bên thanh toán cho nhau phần công việc, hàng hóa đã thực hiện và được nghiệm thu đến thời điểm chấm dứt.</w:t>
       </w:r>
     </w:p>
     <w:p>
@@ -3121,7 +3121,7 @@
           <w:sz w:val="26"/>
           <w:szCs w:val="26"/>
         </w:rPr>
-        <w:t xml:space="preserve">8.5. Khi hoàn cảnh thay đổi cơ bản theo Điều 420 Bộ luật Dân sự (ví dụ: giá vật liệu chính biến động bất thường vượt quá {o_34} % so với thời điểm ký), bên bị ảnh hưởng có quyền đề nghị đàm phán lại phần giá và tiến độ liên quan trong thời hạn hợp lý.</w:t>
+        <w:t xml:space="preserve">8.5. Khi hoàn cảnh thay đổi cơ bản theo Điều 420 Bộ luật Dân sự (ví dụ: giá vật liệu chính biến động bất thường vượt quá {o_32} % so với thời điểm ký), bên bị ảnh hưởng có quyền đề nghị đàm phán lại phần giá và tiến độ liên quan trong thời hạn hợp lý.</w:t>
       </w:r>
     </w:p>
     <w:p>
@@ -3357,7 +3357,7 @@
           <w:sz w:val="26"/>
           <w:szCs w:val="26"/>
         </w:rPr>
-        <w:t xml:space="preserve">10.2. Đại diện liên lạc: Bên A: {o_35} – ĐT: {o_36} – Email: {o_37}; Bên B: {o_38} – ĐT: {o_39} – Email: {o_40}</w:t>
+        <w:t xml:space="preserve">10.2. Đại diện liên lạc: Bên A: {o_33} – ĐT: {o_34} – Email: {o_35}; Bên B: {o_36} – ĐT: {o_37} – Email: {o_38}</w:t>
       </w:r>
     </w:p>
     <w:p>
@@ -3371,7 +3371,7 @@
           <w:sz w:val="26"/>
           <w:szCs w:val="26"/>
         </w:rPr>
-        <w:t xml:space="preserve">10.3. Tin nhắn qua ứng dụng (Zalo, {o_41}) chỉ dùng để trao đổi điều hành, không thay thế văn bản đối với các nội dung về giá, khối lượng phát sinh, tiến độ và chấm dứt hợp đồng.</w:t>
+        <w:t xml:space="preserve">10.3. Tin nhắn qua ứng dụng (Zalo, {o_39}) chỉ dùng để trao đổi điều hành, không thay thế văn bản đối với các nội dung về giá, khối lượng phát sinh, tiến độ và chấm dứt hợp đồng.</w:t>
       </w:r>
     </w:p>
     <w:p>
